--- a/t03_s3.docx
+++ b/t03_s3.docx
@@ -3,2168 +3,1698 @@
 <w:document xmlns:wpc="http://schemas.microsoft.com/office/word/2010/wordprocessingCanvas" xmlns:mo="http://schemas.microsoft.com/office/mac/office/2008/main" xmlns:mc="http://schemas.openxmlformats.org/markup-compatibility/2006" xmlns:mv="urn:schemas-microsoft-com:mac:vml" xmlns:o="urn:schemas-microsoft-com:office:office" xmlns:r="http://schemas.openxmlformats.org/officeDocument/2006/relationships" xmlns:m="http://schemas.openxmlformats.org/officeDocument/2006/math" xmlns:v="urn:schemas-microsoft-com:vml" xmlns:wp14="http://schemas.microsoft.com/office/word/2010/wordprocessingDrawing" xmlns:wp="http://schemas.openxmlformats.org/drawingml/2006/wordprocessingDrawing" xmlns:w10="urn:schemas-microsoft-com:office:word" xmlns:w="http://schemas.openxmlformats.org/wordprocessingml/2006/main" xmlns:w14="http://schemas.microsoft.com/office/word/2010/wordml" xmlns:wpg="http://schemas.microsoft.com/office/word/2010/wordprocessingGroup" xmlns:wpi="http://schemas.microsoft.com/office/word/2010/wordprocessingInk" xmlns:wne="http://schemas.microsoft.com/office/word/2006/wordml" xmlns:wps="http://schemas.microsoft.com/office/word/2010/wordprocessingShape" mc:Ignorable="w14 wp14">
   <w:body>
     <w:p>
-      <w:pPr>
-        <w:spacing w:after="20" w:before="120"/>
-      </w:pPr>
-      <w:r>
-        <w:rPr>
-          <w:b/>
-          <w:sz w:val="22"/>
-        </w:rPr>
-        <w:t>Question: When did India commence COVID-19 vaccination with COVAXIN?</w:t>
-      </w:r>
-    </w:p>
-    <w:p>
-      <w:pPr>
-        <w:spacing w:after="0" w:before="0"/>
-      </w:pPr>
-      <w:r>
-        <w:rPr>
-          <w:b w:val="0"/>
-          <w:sz w:val="22"/>
-        </w:rPr>
-        <w:t>(a) 16 January 2021,</w:t>
-      </w:r>
-    </w:p>
-    <w:p>
-      <w:pPr>
-        <w:spacing w:after="0" w:before="0"/>
-      </w:pPr>
-      <w:r>
-        <w:rPr>
-          <w:b w:val="0"/>
-          <w:sz w:val="22"/>
-        </w:rPr>
-        <w:t>(b) 18 January 2021,</w:t>
-      </w:r>
-    </w:p>
-    <w:p>
-      <w:pPr>
-        <w:spacing w:after="0" w:before="0"/>
-      </w:pPr>
-      <w:r>
-        <w:rPr>
-          <w:b w:val="0"/>
-          <w:sz w:val="22"/>
-        </w:rPr>
-        <w:t>(c) 20 January 2021,</w:t>
-      </w:r>
-    </w:p>
-    <w:p>
-      <w:pPr>
-        <w:spacing w:after="0" w:before="0"/>
-      </w:pPr>
-      <w:r>
-        <w:rPr>
-          <w:b w:val="0"/>
-          <w:sz w:val="22"/>
-        </w:rPr>
-        <w:t>(d) 22 January 2021,</w:t>
-      </w:r>
-    </w:p>
-    <w:p>
-      <w:pPr>
-        <w:spacing w:after="0" w:before="40"/>
-      </w:pPr>
-      <w:r>
-        <w:rPr>
-          <w:b/>
-          <w:sz w:val="22"/>
-        </w:rPr>
-        <w:t>Answer: a</w:t>
-      </w:r>
-    </w:p>
-    <w:p>
-      <w:pPr>
-        <w:spacing w:after="0" w:before="0"/>
-      </w:pPr>
-      <w:r>
-        <w:rPr>
-          <w:b w:val="0"/>
-          <w:sz w:val="21"/>
-        </w:rPr>
-        <w:t>Solution: India commenced COVID-19 vaccination with COVAXIN on 16 January 2021 (option A). COVAXIN is an indigenous COVID-19 vaccine developed by Bharat Biotech in collaboration with the Indian Council of Medical Research (ICMR) and the National Institute of Virology (NIV). It is a whole-virion inactivated vaccine that triggers an immune response against the SARS-CoV-2 virus. The vaccination campaign in India aimed to protect individuals against COVID-19 and reduce the impact of the pandemic. The vaccine rollout followed a phased approach, prioritizing healthcare workers, frontline workers, and individuals at higher risk.</w:t>
-      </w:r>
-    </w:p>
-    <w:p>
-      <w:pPr>
-        <w:spacing w:after="0" w:before="0"/>
-      </w:pPr>
-      <w:r>
-        <w:rPr>
-          <w:b w:val="0"/>
-          <w:sz w:val="20"/>
-        </w:rPr>
-        <w:t>Positive Marks: 1</w:t>
-      </w:r>
-    </w:p>
-    <w:p>
-      <w:pPr>
-        <w:spacing w:after="160" w:before="0"/>
-      </w:pPr>
-      <w:r>
-        <w:rPr>
-          <w:b w:val="0"/>
-          <w:sz w:val="20"/>
-        </w:rPr>
-        <w:t>Negative Marks: 0.25</w:t>
-      </w:r>
-    </w:p>
-    <w:p>
-      <w:pPr>
-        <w:spacing w:after="20" w:before="120"/>
-      </w:pPr>
-      <w:r>
-        <w:rPr>
-          <w:b/>
-          <w:sz w:val="22"/>
-        </w:rPr>
-        <w:t>Question: widal, a serological test, is used to detect the presence of which of the following pathogenic microorganisms?</w:t>
-      </w:r>
-    </w:p>
-    <w:p>
-      <w:pPr>
-        <w:spacing w:after="0" w:before="0"/>
-      </w:pPr>
-      <w:r>
-        <w:rPr>
-          <w:b w:val="0"/>
-          <w:sz w:val="22"/>
-        </w:rPr>
-        <w:t>(a) E coli</w:t>
-      </w:r>
-    </w:p>
-    <w:p>
-      <w:pPr>
-        <w:spacing w:after="0" w:before="0"/>
-      </w:pPr>
-      <w:r>
-        <w:rPr>
-          <w:b w:val="0"/>
-          <w:sz w:val="22"/>
-        </w:rPr>
-        <w:t>(b) Mycobacterium tuberculosis</w:t>
-      </w:r>
-    </w:p>
-    <w:p>
-      <w:pPr>
-        <w:spacing w:after="0" w:before="0"/>
-      </w:pPr>
-      <w:r>
-        <w:rPr>
-          <w:b w:val="0"/>
-          <w:sz w:val="22"/>
-        </w:rPr>
-        <w:t>(c) Haemophilus influenzae</w:t>
-      </w:r>
-    </w:p>
-    <w:p>
-      <w:pPr>
-        <w:spacing w:after="0" w:before="0"/>
-      </w:pPr>
-      <w:r>
-        <w:rPr>
-          <w:b w:val="0"/>
-          <w:sz w:val="22"/>
-        </w:rPr>
-        <w:t>(d) Salmonella typhi</w:t>
-      </w:r>
-    </w:p>
-    <w:p>
-      <w:pPr>
-        <w:spacing w:after="0" w:before="40"/>
-      </w:pPr>
-      <w:r>
-        <w:rPr>
-          <w:b/>
-          <w:sz w:val="22"/>
-        </w:rPr>
-        <w:t>Answer: d</w:t>
-      </w:r>
-    </w:p>
-    <w:p>
-      <w:pPr>
-        <w:spacing w:after="0" w:before="0"/>
-      </w:pPr>
-      <w:r>
-        <w:rPr>
-          <w:b w:val="0"/>
-          <w:sz w:val="21"/>
-        </w:rPr>
-        <w:t>Solution: The Widal test detects agglutinating antibodies against Salmonella typhi in enteric (typhoid) fever.</w:t>
-      </w:r>
-    </w:p>
-    <w:p>
-      <w:pPr>
-        <w:spacing w:after="0" w:before="0"/>
-      </w:pPr>
-      <w:r>
-        <w:rPr>
-          <w:b w:val="0"/>
-          <w:sz w:val="20"/>
-        </w:rPr>
-        <w:t>Positive Marks: 1</w:t>
-      </w:r>
-    </w:p>
-    <w:p>
-      <w:pPr>
-        <w:spacing w:after="160" w:before="0"/>
-      </w:pPr>
-      <w:r>
-        <w:rPr>
-          <w:b w:val="0"/>
-          <w:sz w:val="20"/>
-        </w:rPr>
-        <w:t>Negative Marks: 0.25</w:t>
-      </w:r>
-    </w:p>
-    <w:p>
-      <w:pPr>
-        <w:spacing w:after="20" w:before="120"/>
-      </w:pPr>
-      <w:r>
-        <w:rPr>
-          <w:b/>
-          <w:sz w:val="22"/>
-        </w:rPr>
-        <w:t>Question: Following thoracentesis (pleural fluid aspiration), in which position should the nurse place the patient?</w:t>
-      </w:r>
-    </w:p>
-    <w:p>
-      <w:pPr>
-        <w:spacing w:after="0" w:before="0"/>
-      </w:pPr>
-      <w:r>
-        <w:rPr>
-          <w:b w:val="0"/>
-          <w:sz w:val="22"/>
-        </w:rPr>
-        <w:t>(a) Side-lying on the affected side</w:t>
-      </w:r>
-    </w:p>
-    <w:p>
-      <w:pPr>
-        <w:spacing w:after="0" w:before="0"/>
-      </w:pPr>
-      <w:r>
-        <w:rPr>
-          <w:b w:val="0"/>
-          <w:sz w:val="22"/>
-        </w:rPr>
-        <w:t>(b) Trendelenburg position</w:t>
-      </w:r>
-    </w:p>
-    <w:p>
-      <w:pPr>
-        <w:spacing w:after="0" w:before="0"/>
-      </w:pPr>
-      <w:r>
-        <w:rPr>
-          <w:b w:val="0"/>
-          <w:sz w:val="22"/>
-        </w:rPr>
-        <w:t>(c) Side-lying on the unaffected side with puncture site up</w:t>
-      </w:r>
-    </w:p>
-    <w:p>
-      <w:pPr>
-        <w:spacing w:after="0" w:before="0"/>
-      </w:pPr>
-      <w:r>
-        <w:rPr>
-          <w:b w:val="0"/>
-          <w:sz w:val="22"/>
-        </w:rPr>
-        <w:t>(d) Prone position</w:t>
-      </w:r>
-    </w:p>
-    <w:p>
-      <w:pPr>
-        <w:spacing w:after="0" w:before="40"/>
-      </w:pPr>
-      <w:r>
-        <w:rPr>
-          <w:b/>
-          <w:sz w:val="22"/>
-        </w:rPr>
-        <w:t>Answer: c</w:t>
-      </w:r>
-    </w:p>
-    <w:p>
-      <w:pPr>
-        <w:spacing w:after="0" w:before="0"/>
-      </w:pPr>
-      <w:r>
-        <w:rPr>
-          <w:b w:val="0"/>
-          <w:sz w:val="21"/>
-        </w:rPr>
-        <w:t>Solution: Positioning on the unaffected side with puncture site elevated for 1 hour promotes lung expansion and reduces leakage from the puncture site.</w:t>
-      </w:r>
-    </w:p>
-    <w:p>
-      <w:pPr>
-        <w:spacing w:after="0" w:before="0"/>
-      </w:pPr>
-      <w:r>
-        <w:rPr>
-          <w:b w:val="0"/>
-          <w:sz w:val="20"/>
-        </w:rPr>
-        <w:t>Positive Marks: 1</w:t>
-      </w:r>
-    </w:p>
-    <w:p>
-      <w:pPr>
-        <w:spacing w:after="160" w:before="0"/>
-      </w:pPr>
-      <w:r>
-        <w:rPr>
-          <w:b w:val="0"/>
-          <w:sz w:val="20"/>
-        </w:rPr>
-        <w:t>Negative Marks: 0.25</w:t>
-      </w:r>
-    </w:p>
-    <w:p>
-      <w:pPr>
-        <w:spacing w:after="20" w:before="120"/>
-      </w:pPr>
-      <w:r>
-        <w:rPr>
-          <w:b/>
-          <w:sz w:val="22"/>
-        </w:rPr>
-        <w:t>Question: When inspecting a cardiovascular client, the nurse notes that he needs to sit upright to breathe. This behavior is most indicative of:</w:t>
-      </w:r>
-    </w:p>
-    <w:p>
-      <w:pPr>
-        <w:spacing w:after="0" w:before="0"/>
-      </w:pPr>
-      <w:r>
-        <w:rPr>
-          <w:b w:val="0"/>
-          <w:sz w:val="22"/>
-        </w:rPr>
-        <w:t>(a) Congestive heart failure</w:t>
-      </w:r>
-    </w:p>
-    <w:p>
-      <w:pPr>
-        <w:spacing w:after="0" w:before="0"/>
-      </w:pPr>
-      <w:r>
-        <w:rPr>
-          <w:b w:val="0"/>
-          <w:sz w:val="22"/>
-        </w:rPr>
-        <w:t>(b) Angina</w:t>
-      </w:r>
-    </w:p>
-    <w:p>
-      <w:pPr>
-        <w:spacing w:after="0" w:before="0"/>
-      </w:pPr>
-      <w:r>
-        <w:rPr>
-          <w:b w:val="0"/>
-          <w:sz w:val="22"/>
-        </w:rPr>
-        <w:t>(c) Pericarditis</w:t>
-      </w:r>
-    </w:p>
-    <w:p>
-      <w:pPr>
-        <w:spacing w:after="0" w:before="0"/>
-      </w:pPr>
-      <w:r>
-        <w:rPr>
-          <w:b w:val="0"/>
-          <w:sz w:val="22"/>
-        </w:rPr>
-        <w:t>(d) Anxiety</w:t>
-      </w:r>
-    </w:p>
-    <w:p>
-      <w:pPr>
-        <w:spacing w:after="0" w:before="40"/>
-      </w:pPr>
-      <w:r>
-        <w:rPr>
-          <w:b/>
-          <w:sz w:val="22"/>
-        </w:rPr>
-        <w:t>Answer: a</w:t>
-      </w:r>
-    </w:p>
-    <w:p>
-      <w:pPr>
-        <w:spacing w:after="0" w:before="0"/>
-      </w:pPr>
-      <w:r>
-        <w:rPr>
-          <w:b w:val="0"/>
-          <w:sz w:val="21"/>
-        </w:rPr>
-        <w:t>Solution: The behavior of needing to sit upright to breathe is most indicative of congestive heart failure (CHF). In congestive heart failure, the heart is unable to pump blood effectively, leading to a buildup of fluid in the lungs (pulmonary edema). This can result in difficulty breathing when lying down, a condition known as orthopnea. Patients with CHF often find relief by sitting up or elevating their upper body, which reduces the pressure on the lungs and makes it easier to breathe.</w:t>
-      </w:r>
-    </w:p>
-    <w:p>
-      <w:pPr>
-        <w:spacing w:after="0" w:before="0"/>
-      </w:pPr>
-      <w:r>
-        <w:rPr>
-          <w:b w:val="0"/>
-          <w:sz w:val="20"/>
-        </w:rPr>
-        <w:t>Positive Marks: 1</w:t>
-      </w:r>
-    </w:p>
-    <w:p>
-      <w:pPr>
-        <w:spacing w:after="160" w:before="0"/>
-      </w:pPr>
-      <w:r>
-        <w:rPr>
-          <w:b w:val="0"/>
-          <w:sz w:val="20"/>
-        </w:rPr>
-        <w:t>Negative Marks: 0.25</w:t>
-      </w:r>
-    </w:p>
-    <w:p>
-      <w:pPr>
-        <w:spacing w:after="20" w:before="120"/>
-      </w:pPr>
-      <w:r>
-        <w:rPr>
-          <w:b/>
-          <w:sz w:val="22"/>
-        </w:rPr>
-        <w:t>Question: Patient is on heparin which of the following test required before the administration of the heparin</w:t>
-      </w:r>
-    </w:p>
-    <w:p>
-      <w:pPr>
-        <w:spacing w:after="0" w:before="0"/>
-      </w:pPr>
-      <w:r>
-        <w:rPr>
-          <w:b w:val="0"/>
-          <w:sz w:val="22"/>
-        </w:rPr>
-        <w:t>(a) aPTT</w:t>
-      </w:r>
-    </w:p>
-    <w:p>
-      <w:pPr>
-        <w:spacing w:after="0" w:before="0"/>
-      </w:pPr>
-      <w:r>
-        <w:rPr>
-          <w:b w:val="0"/>
-          <w:sz w:val="22"/>
-        </w:rPr>
-        <w:t>(b) PT</w:t>
-      </w:r>
-    </w:p>
-    <w:p>
-      <w:pPr>
-        <w:spacing w:after="0" w:before="0"/>
-      </w:pPr>
-      <w:r>
-        <w:rPr>
-          <w:b w:val="0"/>
-          <w:sz w:val="22"/>
-        </w:rPr>
-        <w:t>(c) Serum hemoglobin test</w:t>
-      </w:r>
-    </w:p>
-    <w:p>
-      <w:pPr>
-        <w:spacing w:after="0" w:before="0"/>
-      </w:pPr>
-      <w:r>
-        <w:rPr>
-          <w:b w:val="0"/>
-          <w:sz w:val="22"/>
-        </w:rPr>
-        <w:t>(d) Both A and B</w:t>
-      </w:r>
-    </w:p>
-    <w:p>
-      <w:pPr>
-        <w:spacing w:after="0" w:before="40"/>
-      </w:pPr>
-      <w:r>
-        <w:rPr>
-          <w:b/>
-          <w:sz w:val="22"/>
-        </w:rPr>
-        <w:t>Answer: a</w:t>
-      </w:r>
-    </w:p>
-    <w:p>
-      <w:pPr>
-        <w:spacing w:after="0" w:before="0"/>
-      </w:pPr>
-      <w:r>
-        <w:rPr>
-          <w:b w:val="0"/>
-          <w:sz w:val="21"/>
-        </w:rPr>
-        <w:t>Solution: aPTT (activated partial thromboplastin time) is monitored before and during heparin therapy.</w:t>
-      </w:r>
-    </w:p>
-    <w:p>
-      <w:pPr>
-        <w:spacing w:after="0" w:before="0"/>
-      </w:pPr>
-      <w:r>
-        <w:rPr>
-          <w:b w:val="0"/>
-          <w:sz w:val="20"/>
-        </w:rPr>
-        <w:t>Positive Marks: 1</w:t>
-      </w:r>
-    </w:p>
-    <w:p>
-      <w:pPr>
-        <w:spacing w:after="160" w:before="0"/>
-      </w:pPr>
-      <w:r>
-        <w:rPr>
-          <w:b w:val="0"/>
-          <w:sz w:val="20"/>
-        </w:rPr>
-        <w:t>Negative Marks: 0.25</w:t>
-      </w:r>
-    </w:p>
-    <w:p>
-      <w:pPr>
-        <w:spacing w:after="20" w:before="120"/>
-      </w:pPr>
-      <w:r>
-        <w:rPr>
-          <w:b/>
-          <w:sz w:val="22"/>
-        </w:rPr>
-        <w:t>Question: The nurse notes that a client's abdominal wound has dehisced and bowel is protruding. What should the nurse do FIRST?</w:t>
-      </w:r>
-    </w:p>
-    <w:p>
-      <w:pPr>
-        <w:spacing w:after="0" w:before="0"/>
-      </w:pPr>
-      <w:r>
-        <w:rPr>
-          <w:b w:val="0"/>
-          <w:sz w:val="22"/>
-        </w:rPr>
-        <w:t>(a) Apply a dry sterile dressing</w:t>
-      </w:r>
-    </w:p>
-    <w:p>
-      <w:pPr>
-        <w:spacing w:after="0" w:before="0"/>
-      </w:pPr>
-      <w:r>
-        <w:rPr>
-          <w:b w:val="0"/>
-          <w:sz w:val="22"/>
-        </w:rPr>
-        <w:t>(b) Gently push the bowel back into the abdomen</w:t>
-      </w:r>
-    </w:p>
-    <w:p>
-      <w:pPr>
-        <w:spacing w:after="0" w:before="0"/>
-      </w:pPr>
-      <w:r>
-        <w:rPr>
-          <w:b w:val="0"/>
-          <w:sz w:val="22"/>
-        </w:rPr>
-        <w:t>(c) Cover the wound with sterile saline-soaked dressings</w:t>
-      </w:r>
-    </w:p>
-    <w:p>
-      <w:pPr>
-        <w:spacing w:after="0" w:before="0"/>
-      </w:pPr>
-      <w:r>
-        <w:rPr>
-          <w:b w:val="0"/>
-          <w:sz w:val="22"/>
-        </w:rPr>
-        <w:t>(d) Place the client flat and wait for the surgeon</w:t>
-      </w:r>
-    </w:p>
-    <w:p>
-      <w:pPr>
-        <w:spacing w:after="0" w:before="40"/>
-      </w:pPr>
-      <w:r>
-        <w:rPr>
-          <w:b/>
-          <w:sz w:val="22"/>
-        </w:rPr>
-        <w:t>Answer: c</w:t>
-      </w:r>
-    </w:p>
-    <w:p>
-      <w:pPr>
-        <w:spacing w:after="0" w:before="0"/>
-      </w:pPr>
-      <w:r>
-        <w:rPr>
-          <w:b w:val="0"/>
-          <w:sz w:val="21"/>
-        </w:rPr>
-        <w:t>Solution: Eviscerated bowel must be kept moist with sterile saline-soaked gauze to prevent drying and necrosis; it is never pushed back, and the surgeon is notified immediately.</w:t>
-      </w:r>
-    </w:p>
-    <w:p>
-      <w:pPr>
-        <w:spacing w:after="0" w:before="0"/>
-      </w:pPr>
-      <w:r>
-        <w:rPr>
-          <w:b w:val="0"/>
-          <w:sz w:val="20"/>
-        </w:rPr>
-        <w:t>Positive Marks: 1</w:t>
-      </w:r>
-    </w:p>
-    <w:p>
-      <w:pPr>
-        <w:spacing w:after="160" w:before="0"/>
-      </w:pPr>
-      <w:r>
-        <w:rPr>
-          <w:b w:val="0"/>
-          <w:sz w:val="20"/>
-        </w:rPr>
-        <w:t>Negative Marks: 0.25</w:t>
-      </w:r>
-    </w:p>
-    <w:p>
-      <w:pPr>
-        <w:spacing w:after="20" w:before="120"/>
-      </w:pPr>
-      <w:r>
-        <w:rPr>
-          <w:b/>
-          <w:sz w:val="22"/>
-        </w:rPr>
-        <w:t>Question: What is the initial nursing action when a patient receiving a deferoxamine infusion develops flushing of face, urticaria and hypotension?</w:t>
-      </w:r>
-    </w:p>
-    <w:p>
-      <w:pPr>
-        <w:spacing w:after="0" w:before="0"/>
-      </w:pPr>
-      <w:r>
-        <w:rPr>
-          <w:b w:val="0"/>
-          <w:sz w:val="22"/>
-        </w:rPr>
-        <w:t>(a) Continue the Infusion</w:t>
-      </w:r>
-    </w:p>
-    <w:p>
-      <w:pPr>
-        <w:spacing w:after="0" w:before="0"/>
-      </w:pPr>
-      <w:r>
-        <w:rPr>
-          <w:b w:val="0"/>
-          <w:sz w:val="22"/>
-        </w:rPr>
-        <w:t>(b) Assess the vital signs</w:t>
-      </w:r>
-    </w:p>
-    <w:p>
-      <w:pPr>
-        <w:spacing w:after="0" w:before="0"/>
-      </w:pPr>
-      <w:r>
-        <w:rPr>
-          <w:b w:val="0"/>
-          <w:sz w:val="22"/>
-        </w:rPr>
-        <w:t>(c) Stop the Infusion</w:t>
-      </w:r>
-    </w:p>
-    <w:p>
-      <w:pPr>
-        <w:spacing w:after="0" w:before="0"/>
-      </w:pPr>
-      <w:r>
-        <w:rPr>
-          <w:b w:val="0"/>
-          <w:sz w:val="22"/>
-        </w:rPr>
-        <w:t>(d) Inform to the physician</w:t>
-      </w:r>
-    </w:p>
-    <w:p>
-      <w:pPr>
-        <w:spacing w:after="0" w:before="40"/>
-      </w:pPr>
-      <w:r>
-        <w:rPr>
-          <w:b/>
-          <w:sz w:val="22"/>
-        </w:rPr>
-        <w:t>Answer: c</w:t>
-      </w:r>
-    </w:p>
-    <w:p>
-      <w:pPr>
-        <w:spacing w:after="0" w:before="0"/>
-      </w:pPr>
-      <w:r>
-        <w:rPr>
-          <w:b w:val="0"/>
-          <w:sz w:val="21"/>
-        </w:rPr>
-        <w:t>Solution: The initial nursing action when a patient receiving deferoxamine infusion intravenously experiences flushing of face, urticaria, hypotension, and headache is to stop the infusion. Deferoxamine is an iron-chelating agent that is used in the treatment of iron overload. Adverse reactions such as allergic reactions can occur during the infusion. The nurse should closely monitor the patient during the infusion and stop the infusion immediately if any adverse reactions are observed (Potter, P. A., &amp; Perry, A. G. (2016). Fundamentals of nursing. Elsevier Health Sciences. ).</w:t>
-      </w:r>
-    </w:p>
-    <w:p>
-      <w:pPr>
-        <w:spacing w:after="0" w:before="0"/>
-      </w:pPr>
-      <w:r>
-        <w:rPr>
-          <w:b w:val="0"/>
-          <w:sz w:val="20"/>
-        </w:rPr>
-        <w:t>Positive Marks: 1</w:t>
-      </w:r>
-    </w:p>
-    <w:p>
-      <w:pPr>
-        <w:spacing w:after="160" w:before="0"/>
-      </w:pPr>
-      <w:r>
-        <w:rPr>
-          <w:b w:val="0"/>
-          <w:sz w:val="20"/>
-        </w:rPr>
-        <w:t>Negative Marks: 0.25</w:t>
-      </w:r>
-    </w:p>
-    <w:p>
-      <w:pPr>
-        <w:spacing w:after="20" w:before="120"/>
-      </w:pPr>
-      <w:r>
-        <w:rPr>
-          <w:b/>
-          <w:sz w:val="22"/>
-        </w:rPr>
-        <w:t>Question: A woman delivers a baby vaginally in the labor room. After 7 days post-delivery, which type of lochia is expected to come from the vagina?</w:t>
-      </w:r>
-    </w:p>
-    <w:p>
-      <w:pPr>
-        <w:spacing w:after="0" w:before="0"/>
-      </w:pPr>
-      <w:r>
-        <w:rPr>
-          <w:b w:val="0"/>
-          <w:sz w:val="22"/>
-        </w:rPr>
-        <w:t>(a) Rubra</w:t>
-      </w:r>
-    </w:p>
-    <w:p>
-      <w:pPr>
-        <w:spacing w:after="0" w:before="0"/>
-      </w:pPr>
-      <w:r>
-        <w:rPr>
-          <w:b w:val="0"/>
-          <w:sz w:val="22"/>
-        </w:rPr>
-        <w:t>(b) None</w:t>
-      </w:r>
-    </w:p>
-    <w:p>
-      <w:pPr>
-        <w:spacing w:after="0" w:before="0"/>
-      </w:pPr>
-      <w:r>
-        <w:rPr>
-          <w:b w:val="0"/>
-          <w:sz w:val="22"/>
-        </w:rPr>
-        <w:t>(c) Alha</w:t>
-      </w:r>
-    </w:p>
-    <w:p>
-      <w:pPr>
-        <w:spacing w:after="0" w:before="0"/>
-      </w:pPr>
-      <w:r>
-        <w:rPr>
-          <w:b w:val="0"/>
-          <w:sz w:val="22"/>
-        </w:rPr>
-        <w:t>(d) Serosa</w:t>
-      </w:r>
-    </w:p>
-    <w:p>
-      <w:pPr>
-        <w:spacing w:after="0" w:before="40"/>
-      </w:pPr>
-      <w:r>
-        <w:rPr>
-          <w:b/>
-          <w:sz w:val="22"/>
-        </w:rPr>
-        <w:t>Answer: d</w:t>
-      </w:r>
-    </w:p>
-    <w:p>
-      <w:pPr>
-        <w:spacing w:after="0" w:before="0"/>
-      </w:pPr>
-      <w:r>
-        <w:rPr>
-          <w:b w:val="0"/>
-          <w:sz w:val="21"/>
-        </w:rPr>
-        <w:t>Solution: After 7 days post-delivery, the type of lochia expected to come from the vagina is serosa (option b). Lochia is the vaginal discharge that occurs after childbirth and consists of blood, mucus, and uterine tissue. Initially, the lochia is bright red and called lochia rubra. Over time, it transitions to a pinkish-brown color known as lochia serosa. By the seventh day, the lochia should have further changed to a yellowish-white discharge called lochia alba. Lochia serosa refers to a thicker, more viscous discharge that may contain remnants of old blood and mucus. It is a normal part of the postpartum healing process.</w:t>
-      </w:r>
-    </w:p>
-    <w:p>
-      <w:pPr>
-        <w:spacing w:after="0" w:before="0"/>
-      </w:pPr>
-      <w:r>
-        <w:rPr>
-          <w:b w:val="0"/>
-          <w:sz w:val="20"/>
-        </w:rPr>
-        <w:t>Positive Marks: 1</w:t>
-      </w:r>
-    </w:p>
-    <w:p>
-      <w:pPr>
-        <w:spacing w:after="160" w:before="0"/>
-      </w:pPr>
-      <w:r>
-        <w:rPr>
-          <w:b w:val="0"/>
-          <w:sz w:val="20"/>
-        </w:rPr>
-        <w:t>Negative Marks: 0.25</w:t>
-      </w:r>
-    </w:p>
-    <w:p>
-      <w:pPr>
-        <w:spacing w:after="20" w:before="120"/>
-      </w:pPr>
-      <w:r>
-        <w:rPr>
-          <w:b/>
-          <w:sz w:val="22"/>
-        </w:rPr>
-        <w:t>Question: At what age can semi-solid foods be introduced to babies?</w:t>
-      </w:r>
-    </w:p>
-    <w:p>
-      <w:pPr>
-        <w:spacing w:after="0" w:before="0"/>
-      </w:pPr>
-      <w:r>
-        <w:rPr>
-          <w:b w:val="0"/>
-          <w:sz w:val="22"/>
-        </w:rPr>
-        <w:t>(a) 6 months</w:t>
-      </w:r>
-    </w:p>
-    <w:p>
-      <w:pPr>
-        <w:spacing w:after="0" w:before="0"/>
-      </w:pPr>
-      <w:r>
-        <w:rPr>
-          <w:b w:val="0"/>
-          <w:sz w:val="22"/>
-        </w:rPr>
-        <w:t>(b) 9 months</w:t>
-      </w:r>
-    </w:p>
-    <w:p>
-      <w:pPr>
-        <w:spacing w:after="0" w:before="0"/>
-      </w:pPr>
-      <w:r>
-        <w:rPr>
-          <w:b w:val="0"/>
-          <w:sz w:val="22"/>
-        </w:rPr>
-        <w:t>(c) 12 months</w:t>
-      </w:r>
-    </w:p>
-    <w:p>
-      <w:pPr>
-        <w:spacing w:after="0" w:before="0"/>
-      </w:pPr>
-      <w:r>
-        <w:rPr>
-          <w:b w:val="0"/>
-          <w:sz w:val="22"/>
-        </w:rPr>
-        <w:t>(d) 24 months</w:t>
-      </w:r>
-    </w:p>
-    <w:p>
-      <w:pPr>
-        <w:spacing w:after="0" w:before="40"/>
-      </w:pPr>
-      <w:r>
-        <w:rPr>
-          <w:b/>
-          <w:sz w:val="22"/>
-        </w:rPr>
-        <w:t>Answer: a</w:t>
-      </w:r>
-    </w:p>
-    <w:p>
-      <w:pPr>
-        <w:spacing w:after="0" w:before="0"/>
-      </w:pPr>
-      <w:r>
-        <w:rPr>
-          <w:b w:val="0"/>
-          <w:sz w:val="21"/>
-        </w:rPr>
-        <w:t>Solution: Semi-solid (complementary) foods are introduced at 6 months of age along with continued breastfeeding.</w:t>
-      </w:r>
-    </w:p>
-    <w:p>
-      <w:pPr>
-        <w:spacing w:after="0" w:before="0"/>
-      </w:pPr>
-      <w:r>
-        <w:rPr>
-          <w:b w:val="0"/>
-          <w:sz w:val="20"/>
-        </w:rPr>
-        <w:t>Positive Marks: 1</w:t>
-      </w:r>
-    </w:p>
-    <w:p>
-      <w:pPr>
-        <w:spacing w:after="160" w:before="0"/>
-      </w:pPr>
-      <w:r>
-        <w:rPr>
-          <w:b w:val="0"/>
-          <w:sz w:val="20"/>
-        </w:rPr>
-        <w:t>Negative Marks: 0.25</w:t>
-      </w:r>
-    </w:p>
-    <w:p>
-      <w:pPr>
-        <w:spacing w:after="20" w:before="120"/>
-      </w:pPr>
-      <w:r>
-        <w:rPr>
-          <w:b/>
-          <w:sz w:val="22"/>
-        </w:rPr>
-        <w:t>Question: Which of the following is a vector-borne disease?</w:t>
-      </w:r>
-    </w:p>
-    <w:p>
-      <w:pPr>
-        <w:spacing w:after="0" w:before="0"/>
-      </w:pPr>
-      <w:r>
-        <w:rPr>
-          <w:b w:val="0"/>
-          <w:sz w:val="22"/>
-        </w:rPr>
-        <w:t>(a) Tuberculosis</w:t>
-      </w:r>
-    </w:p>
-    <w:p>
-      <w:pPr>
-        <w:spacing w:after="0" w:before="0"/>
-      </w:pPr>
-      <w:r>
-        <w:rPr>
-          <w:b w:val="0"/>
-          <w:sz w:val="22"/>
-        </w:rPr>
-        <w:t>(b) Hepatitis A</w:t>
-      </w:r>
-    </w:p>
-    <w:p>
-      <w:pPr>
-        <w:spacing w:after="0" w:before="0"/>
-      </w:pPr>
-      <w:r>
-        <w:rPr>
-          <w:b w:val="0"/>
-          <w:sz w:val="22"/>
-        </w:rPr>
-        <w:t>(c) Dengue</w:t>
-      </w:r>
-    </w:p>
-    <w:p>
-      <w:pPr>
-        <w:spacing w:after="0" w:before="0"/>
-      </w:pPr>
-      <w:r>
-        <w:rPr>
-          <w:b w:val="0"/>
-          <w:sz w:val="22"/>
-        </w:rPr>
-        <w:t>(d) Cholera</w:t>
-      </w:r>
-    </w:p>
-    <w:p>
-      <w:pPr>
-        <w:spacing w:after="0" w:before="40"/>
-      </w:pPr>
-      <w:r>
-        <w:rPr>
-          <w:b/>
-          <w:sz w:val="22"/>
-        </w:rPr>
-        <w:t>Answer: c</w:t>
-      </w:r>
-    </w:p>
-    <w:p>
-      <w:pPr>
-        <w:spacing w:after="0" w:before="0"/>
-      </w:pPr>
-      <w:r>
-        <w:rPr>
-          <w:b w:val="0"/>
-          <w:sz w:val="21"/>
-        </w:rPr>
-        <w:t>Solution: Dengue is transmitted by the Aedes aegypti mosquito, making it a vector-borne disease.</w:t>
-      </w:r>
-    </w:p>
-    <w:p>
-      <w:pPr>
-        <w:spacing w:after="0" w:before="0"/>
-      </w:pPr>
-      <w:r>
-        <w:rPr>
-          <w:b w:val="0"/>
-          <w:sz w:val="20"/>
-        </w:rPr>
-        <w:t>Positive Marks: 1</w:t>
-      </w:r>
-    </w:p>
-    <w:p>
-      <w:pPr>
-        <w:spacing w:after="160" w:before="0"/>
-      </w:pPr>
-      <w:r>
-        <w:rPr>
-          <w:b w:val="0"/>
-          <w:sz w:val="20"/>
-        </w:rPr>
-        <w:t>Negative Marks: 0.25</w:t>
-      </w:r>
-    </w:p>
-    <w:p>
-      <w:pPr>
-        <w:spacing w:after="20" w:before="120"/>
-      </w:pPr>
-      <w:r>
-        <w:rPr>
-          <w:b/>
-          <w:sz w:val="22"/>
-        </w:rPr>
-        <w:t>Question: A child who has type 1 diabetes mellitus admitted in the hospital, a nurse gave him broccoli vegetable to eat but the children refused to eat and requesting to the nurse add the corn in their diet then what should nurse`s response? COVID-19 - disinfectanl , microbiolog C ( Nutrition]</w:t>
-      </w:r>
-    </w:p>
-    <w:p>
-      <w:pPr>
-        <w:spacing w:after="0" w:before="0"/>
-      </w:pPr>
-      <w:r>
-        <w:rPr>
-          <w:b w:val="0"/>
-          <w:sz w:val="22"/>
-        </w:rPr>
-        <w:t>(a) No exchange of vegetable permitted</w:t>
-      </w:r>
-    </w:p>
-    <w:p>
-      <w:pPr>
-        <w:spacing w:after="0" w:before="0"/>
-      </w:pPr>
-      <w:r>
-        <w:rPr>
-          <w:b w:val="0"/>
-          <w:sz w:val="22"/>
-        </w:rPr>
-        <w:t>(b) Vegetable can exchange with vegetable only</w:t>
-      </w:r>
-    </w:p>
-    <w:p>
-      <w:pPr>
-        <w:spacing w:after="0" w:before="0"/>
-      </w:pPr>
-      <w:r>
-        <w:rPr>
-          <w:b w:val="0"/>
-          <w:sz w:val="22"/>
-        </w:rPr>
-        <w:t>(c) Assure the child that tomorrow will add a new thing</w:t>
-      </w:r>
-    </w:p>
-    <w:p>
-      <w:pPr>
-        <w:spacing w:after="0" w:before="0"/>
-      </w:pPr>
-      <w:r>
-        <w:rPr>
-          <w:b w:val="0"/>
-          <w:sz w:val="22"/>
-        </w:rPr>
-        <w:t>(d) Impose the force to eating broccoli</w:t>
-      </w:r>
-    </w:p>
-    <w:p>
-      <w:pPr>
-        <w:spacing w:after="0" w:before="40"/>
-      </w:pPr>
-      <w:r>
-        <w:rPr>
-          <w:b/>
-          <w:sz w:val="22"/>
-        </w:rPr>
-        <w:t>Answer: b</w:t>
-      </w:r>
-    </w:p>
-    <w:p>
-      <w:pPr>
-        <w:spacing w:after="0" w:before="0"/>
-      </w:pPr>
-      <w:r>
-        <w:rPr>
-          <w:b w:val="0"/>
-          <w:sz w:val="21"/>
-        </w:rPr>
-        <w:t>Solution: In a situation where a child with type 1 diabetes mellitus refuses to eat a recommended vegetable, the nurse should offer to exchange the vegetable with another vegetable, but not with non-vegetable options. According to the American Diabetes Association (ADA), meal planning for children with diabetes should include a variety of healthy foods, including vegetables, with a focus on controlling carbohydrate intake to maintain optimal blood glucose levels. However, the ADA also recognizes that it is important to work with children and their families to individualize meal plans to meet their needs and preferences while still achieving glycemic targets. (ADA, 2021)</w:t>
-      </w:r>
-    </w:p>
-    <w:p>
-      <w:pPr>
-        <w:spacing w:after="0" w:before="0"/>
-      </w:pPr>
-      <w:r>
-        <w:rPr>
-          <w:b w:val="0"/>
-          <w:sz w:val="20"/>
-        </w:rPr>
-        <w:t>Positive Marks: 1</w:t>
-      </w:r>
-    </w:p>
-    <w:p>
-      <w:pPr>
-        <w:spacing w:after="160" w:before="0"/>
-      </w:pPr>
-      <w:r>
-        <w:rPr>
-          <w:b w:val="0"/>
-          <w:sz w:val="20"/>
-        </w:rPr>
-        <w:t>Negative Marks: 0.25</w:t>
-      </w:r>
-    </w:p>
-    <w:p>
-      <w:pPr>
-        <w:spacing w:after="20" w:before="120"/>
-      </w:pPr>
-      <w:r>
-        <w:rPr>
-          <w:b/>
-          <w:sz w:val="22"/>
-        </w:rPr>
-        <w:t>Question: Which communication technique is most therapeutic for a withdrawn, depressed client?</w:t>
-      </w:r>
-    </w:p>
-    <w:p>
-      <w:pPr>
-        <w:spacing w:after="0" w:before="0"/>
-      </w:pPr>
-      <w:r>
-        <w:rPr>
-          <w:b w:val="0"/>
-          <w:sz w:val="22"/>
-        </w:rPr>
-        <w:t>(a) 'Tell me more about how you are feeling.'</w:t>
-      </w:r>
-    </w:p>
-    <w:p>
-      <w:pPr>
-        <w:spacing w:after="0" w:before="0"/>
-      </w:pPr>
-      <w:r>
-        <w:rPr>
-          <w:b w:val="0"/>
-          <w:sz w:val="22"/>
-        </w:rPr>
-        <w:t>(b) 'Everyone feels sad sometimes.'</w:t>
-      </w:r>
-    </w:p>
-    <w:p>
-      <w:pPr>
-        <w:spacing w:after="0" w:before="0"/>
-      </w:pPr>
-      <w:r>
-        <w:rPr>
-          <w:b w:val="0"/>
-          <w:sz w:val="22"/>
-        </w:rPr>
-        <w:t>(c) 'You should not feel so sad.'</w:t>
-      </w:r>
-    </w:p>
-    <w:p>
-      <w:pPr>
-        <w:spacing w:after="0" w:before="0"/>
-      </w:pPr>
-      <w:r>
-        <w:rPr>
-          <w:b w:val="0"/>
-          <w:sz w:val="22"/>
-        </w:rPr>
-        <w:t>(d) 'Why do you feel this way?'</w:t>
-      </w:r>
-    </w:p>
-    <w:p>
-      <w:pPr>
-        <w:spacing w:after="0" w:before="40"/>
-      </w:pPr>
-      <w:r>
-        <w:rPr>
-          <w:b/>
-          <w:sz w:val="22"/>
-        </w:rPr>
-        <w:t>Answer: a</w:t>
-      </w:r>
-    </w:p>
-    <w:p>
-      <w:pPr>
-        <w:spacing w:after="0" w:before="0"/>
-      </w:pPr>
-      <w:r>
-        <w:rPr>
-          <w:b w:val="0"/>
-          <w:sz w:val="21"/>
-        </w:rPr>
-        <w:t>Solution: Open-ended, accepting statements ('Tell me more…') encourage expression; the other responses judge, belittle or close off communication.</w:t>
-      </w:r>
-    </w:p>
-    <w:p>
-      <w:pPr>
-        <w:spacing w:after="0" w:before="0"/>
-      </w:pPr>
-      <w:r>
-        <w:rPr>
-          <w:b w:val="0"/>
-          <w:sz w:val="20"/>
-        </w:rPr>
-        <w:t>Positive Marks: 1</w:t>
-      </w:r>
-    </w:p>
-    <w:p>
-      <w:pPr>
-        <w:spacing w:after="160" w:before="0"/>
-      </w:pPr>
-      <w:r>
-        <w:rPr>
-          <w:b w:val="0"/>
-          <w:sz w:val="20"/>
-        </w:rPr>
-        <w:t>Negative Marks: 0.25</w:t>
-      </w:r>
-    </w:p>
-    <w:p>
-      <w:pPr>
-        <w:spacing w:after="20" w:before="120"/>
-      </w:pPr>
-      <w:r>
-        <w:rPr>
-          <w:b/>
-          <w:sz w:val="22"/>
-        </w:rPr>
-        <w:t>Question: In Addison's disease, the nurse should observe the patient for:</w:t>
-      </w:r>
-    </w:p>
-    <w:p>
-      <w:pPr>
-        <w:spacing w:after="0" w:before="0"/>
-      </w:pPr>
-      <w:r>
-        <w:rPr>
-          <w:b w:val="0"/>
-          <w:sz w:val="22"/>
-        </w:rPr>
-        <w:t>(a) Weight gain and moon face</w:t>
-      </w:r>
-    </w:p>
-    <w:p>
-      <w:pPr>
-        <w:spacing w:after="0" w:before="0"/>
-      </w:pPr>
-      <w:r>
-        <w:rPr>
-          <w:b w:val="0"/>
-          <w:sz w:val="22"/>
-        </w:rPr>
-        <w:t>(b) Hypertension and oedema</w:t>
-      </w:r>
-    </w:p>
-    <w:p>
-      <w:pPr>
-        <w:spacing w:after="0" w:before="0"/>
-      </w:pPr>
-      <w:r>
-        <w:rPr>
-          <w:b w:val="0"/>
-          <w:sz w:val="22"/>
-        </w:rPr>
-        <w:t>(c) Hyperthermia and polyuria</w:t>
-      </w:r>
-    </w:p>
-    <w:p>
-      <w:pPr>
-        <w:spacing w:after="0" w:before="0"/>
-      </w:pPr>
-      <w:r>
-        <w:rPr>
-          <w:b w:val="0"/>
-          <w:sz w:val="22"/>
-        </w:rPr>
-        <w:t>(d) Hypotension and hyperpigmentation</w:t>
-      </w:r>
-    </w:p>
-    <w:p>
-      <w:pPr>
-        <w:spacing w:after="0" w:before="40"/>
-      </w:pPr>
-      <w:r>
-        <w:rPr>
-          <w:b/>
-          <w:sz w:val="22"/>
-        </w:rPr>
-        <w:t>Answer: d</w:t>
-      </w:r>
-    </w:p>
-    <w:p>
-      <w:pPr>
-        <w:spacing w:after="0" w:before="0"/>
-      </w:pPr>
-      <w:r>
-        <w:rPr>
-          <w:b w:val="0"/>
-          <w:sz w:val="21"/>
-        </w:rPr>
-        <w:t>Solution: Addison's disease causes hypotension, fatigue, hyperpigmentation and hyponatremia.</w:t>
-      </w:r>
-    </w:p>
-    <w:p>
-      <w:pPr>
-        <w:spacing w:after="0" w:before="0"/>
-      </w:pPr>
-      <w:r>
-        <w:rPr>
-          <w:b w:val="0"/>
-          <w:sz w:val="20"/>
-        </w:rPr>
-        <w:t>Positive Marks: 1</w:t>
-      </w:r>
-    </w:p>
-    <w:p>
-      <w:pPr>
-        <w:spacing w:after="160" w:before="0"/>
-      </w:pPr>
-      <w:r>
-        <w:rPr>
-          <w:b w:val="0"/>
-          <w:sz w:val="20"/>
-        </w:rPr>
-        <w:t>Negative Marks: 0.25</w:t>
-      </w:r>
-    </w:p>
-    <w:p>
-      <w:pPr>
-        <w:spacing w:after="20" w:before="120"/>
-      </w:pPr>
-      <w:r>
-        <w:rPr>
-          <w:b/>
-          <w:sz w:val="22"/>
-        </w:rPr>
-        <w:t>Question: Out of the following options, identify the correct sequence of the 6 Ps for Endotracheal (ET) Intubation: Preparation, pre-treatment, Post Intubation management,placement of the tube, pre-oxygenation, paralysis withinduction, position</w:t>
-      </w:r>
-    </w:p>
-    <w:p>
-      <w:pPr>
-        <w:spacing w:after="0" w:before="0"/>
-      </w:pPr>
-      <w:r>
-        <w:rPr>
-          <w:b w:val="0"/>
-          <w:sz w:val="22"/>
-        </w:rPr>
-        <w:t>(a) Preparation, pre-oxygenation, position, pre-treatment</w:t>
-      </w:r>
-    </w:p>
-    <w:p>
-      <w:pPr>
-        <w:spacing w:after="0" w:before="0"/>
-      </w:pPr>
-      <w:r>
-        <w:rPr>
-          <w:b w:val="0"/>
-          <w:sz w:val="22"/>
-        </w:rPr>
-        <w:t>(b) Preparation, position, pre-oxygenation, pre-treatment</w:t>
-      </w:r>
-    </w:p>
-    <w:p>
-      <w:pPr>
-        <w:spacing w:after="0" w:before="0"/>
-      </w:pPr>
-      <w:r>
-        <w:rPr>
-          <w:b w:val="0"/>
-          <w:sz w:val="22"/>
-        </w:rPr>
-        <w:t>(c) Preparation, treatment, position, pre-oxygenation, pre-treatment</w:t>
-      </w:r>
-    </w:p>
-    <w:p>
-      <w:pPr>
-        <w:spacing w:after="0" w:before="0"/>
-      </w:pPr>
-      <w:r>
-        <w:rPr>
-          <w:b w:val="0"/>
-          <w:sz w:val="22"/>
-        </w:rPr>
-        <w:t>(d) Preparation, pre-oxygenation, pre-treatment, position</w:t>
-      </w:r>
-    </w:p>
-    <w:p>
-      <w:pPr>
-        <w:spacing w:after="0" w:before="40"/>
-      </w:pPr>
-      <w:r>
-        <w:rPr>
-          <w:b/>
-          <w:sz w:val="22"/>
-        </w:rPr>
-        <w:t>Answer: a</w:t>
-      </w:r>
-    </w:p>
-    <w:p>
-      <w:pPr>
-        <w:spacing w:after="0" w:before="0"/>
-      </w:pPr>
-      <w:r>
-        <w:rPr>
-          <w:b w:val="0"/>
-          <w:sz w:val="21"/>
-        </w:rPr>
-        <w:t>Solution: The correct sequence of the 6 Ps for Endotracheal (ET) intubation is preparation, pre-oxygenation, pre-treatment, and position. The first step is preparation, which involves assembling the necessary equipment and ensuring its proper functioning. Pre-oxygenation follows, which involves administering oxygen to the patient to optimize oxygenation before intubation. Pre-treatment refers to the administration of medications to facilitate intubation. Finally, the patient's position is adjusted to optimize intubation conditions.</w:t>
-      </w:r>
-    </w:p>
-    <w:p>
-      <w:pPr>
-        <w:spacing w:after="0" w:before="0"/>
-      </w:pPr>
-      <w:r>
-        <w:rPr>
-          <w:b w:val="0"/>
-          <w:sz w:val="20"/>
-        </w:rPr>
-        <w:t>Positive Marks: 1</w:t>
-      </w:r>
-    </w:p>
-    <w:p>
-      <w:pPr>
-        <w:spacing w:after="160" w:before="0"/>
-      </w:pPr>
-      <w:r>
-        <w:rPr>
-          <w:b w:val="0"/>
-          <w:sz w:val="20"/>
-        </w:rPr>
-        <w:t>Negative Marks: 0.25</w:t>
-      </w:r>
-    </w:p>
-    <w:p>
-      <w:pPr>
-        <w:spacing w:after="20" w:before="120"/>
-      </w:pPr>
-      <w:r>
-        <w:rPr>
-          <w:b/>
-          <w:sz w:val="22"/>
-        </w:rPr>
-        <w:t>Question: Patient receiving mannitol drug, what is the role of nurse in patient with mannitol?</w:t>
-      </w:r>
-    </w:p>
-    <w:p>
-      <w:pPr>
-        <w:spacing w:after="0" w:before="0"/>
-      </w:pPr>
-      <w:r>
-        <w:rPr>
-          <w:b w:val="0"/>
-          <w:sz w:val="22"/>
-        </w:rPr>
-        <w:t>(a) Monitor therapeutic value</w:t>
-      </w:r>
-    </w:p>
-    <w:p>
-      <w:pPr>
-        <w:spacing w:after="0" w:before="0"/>
-      </w:pPr>
-      <w:r>
-        <w:rPr>
-          <w:b w:val="0"/>
-          <w:sz w:val="22"/>
-        </w:rPr>
-        <w:t>(b) Patient safety</w:t>
-      </w:r>
-    </w:p>
-    <w:p>
-      <w:pPr>
-        <w:spacing w:after="0" w:before="0"/>
-      </w:pPr>
-      <w:r>
-        <w:rPr>
-          <w:b w:val="0"/>
-          <w:sz w:val="22"/>
-        </w:rPr>
-        <w:t>(c) Diet management</w:t>
-      </w:r>
-    </w:p>
-    <w:p>
-      <w:pPr>
-        <w:spacing w:after="0" w:before="0"/>
-      </w:pPr>
-      <w:r>
-        <w:rPr>
-          <w:b w:val="0"/>
-          <w:sz w:val="22"/>
-        </w:rPr>
-        <w:t>(d) Monitor urine output</w:t>
-      </w:r>
-    </w:p>
-    <w:p>
-      <w:pPr>
-        <w:spacing w:after="0" w:before="40"/>
-      </w:pPr>
-      <w:r>
-        <w:rPr>
-          <w:b/>
-          <w:sz w:val="22"/>
-        </w:rPr>
-        <w:t>Answer: d</w:t>
-      </w:r>
-    </w:p>
-    <w:p>
-      <w:pPr>
-        <w:spacing w:after="0" w:before="0"/>
-      </w:pPr>
-      <w:r>
-        <w:rPr>
-          <w:b w:val="0"/>
-          <w:sz w:val="21"/>
-        </w:rPr>
-        <w:t>Solution: Mannitol is an osmotic diuretic; the nurse must monitor urine output, fluid balance and renal function during therapy.</w:t>
-      </w:r>
-    </w:p>
-    <w:p>
-      <w:pPr>
-        <w:spacing w:after="0" w:before="0"/>
-      </w:pPr>
-      <w:r>
-        <w:rPr>
-          <w:b w:val="0"/>
-          <w:sz w:val="20"/>
-        </w:rPr>
-        <w:t>Positive Marks: 1</w:t>
-      </w:r>
-    </w:p>
-    <w:p>
-      <w:pPr>
-        <w:spacing w:after="160" w:before="0"/>
-      </w:pPr>
-      <w:r>
-        <w:rPr>
-          <w:b w:val="0"/>
-          <w:sz w:val="20"/>
-        </w:rPr>
-        <w:t>Negative Marks: 0.25</w:t>
-      </w:r>
-    </w:p>
-    <w:p>
-      <w:pPr>
-        <w:spacing w:after="20" w:before="120"/>
-      </w:pPr>
-      <w:r>
-        <w:rPr>
-          <w:b/>
-          <w:sz w:val="22"/>
-        </w:rPr>
-        <w:t>Question: The best method of confirming the correct placement of a nasogastric tube is:</w:t>
-      </w:r>
-    </w:p>
-    <w:p>
-      <w:pPr>
-        <w:spacing w:after="0" w:before="0"/>
-      </w:pPr>
-      <w:r>
-        <w:rPr>
-          <w:b w:val="0"/>
-          <w:sz w:val="22"/>
-        </w:rPr>
-        <w:t>(a) Patient comfort</w:t>
-      </w:r>
-    </w:p>
-    <w:p>
-      <w:pPr>
-        <w:spacing w:after="0" w:before="0"/>
-      </w:pPr>
-      <w:r>
-        <w:rPr>
-          <w:b w:val="0"/>
-          <w:sz w:val="22"/>
-        </w:rPr>
-        <w:t>(b) X-ray</w:t>
-      </w:r>
-    </w:p>
-    <w:p>
-      <w:pPr>
-        <w:spacing w:after="0" w:before="0"/>
-      </w:pPr>
-      <w:r>
-        <w:rPr>
-          <w:b w:val="0"/>
-          <w:sz w:val="22"/>
-        </w:rPr>
-        <w:t>(c) Auscultation of air</w:t>
-      </w:r>
-    </w:p>
-    <w:p>
-      <w:pPr>
-        <w:spacing w:after="0" w:before="0"/>
-      </w:pPr>
-      <w:r>
-        <w:rPr>
-          <w:b w:val="0"/>
-          <w:sz w:val="22"/>
-        </w:rPr>
-        <w:t>(d) Bubbling in water</w:t>
-      </w:r>
-    </w:p>
-    <w:p>
-      <w:pPr>
-        <w:spacing w:after="0" w:before="40"/>
-      </w:pPr>
-      <w:r>
-        <w:rPr>
-          <w:b/>
-          <w:sz w:val="22"/>
-        </w:rPr>
-        <w:t>Answer: b</w:t>
-      </w:r>
-    </w:p>
-    <w:p>
-      <w:pPr>
-        <w:spacing w:after="0" w:before="0"/>
-      </w:pPr>
-      <w:r>
-        <w:rPr>
-          <w:b w:val="0"/>
-          <w:sz w:val="21"/>
-        </w:rPr>
-        <w:t>Solution: An X-ray is the most reliable method of confirming NG tube placement in the stomach.</w:t>
-      </w:r>
-    </w:p>
-    <w:p>
-      <w:pPr>
-        <w:spacing w:after="0" w:before="0"/>
-      </w:pPr>
-      <w:r>
-        <w:rPr>
-          <w:b w:val="0"/>
-          <w:sz w:val="20"/>
-        </w:rPr>
-        <w:t>Positive Marks: 1</w:t>
-      </w:r>
-    </w:p>
-    <w:p>
-      <w:pPr>
-        <w:spacing w:after="160" w:before="0"/>
-      </w:pPr>
-      <w:r>
-        <w:rPr>
-          <w:b w:val="0"/>
-          <w:sz w:val="20"/>
-        </w:rPr>
-        <w:t>Negative Marks: 0.25</w:t>
-      </w:r>
-    </w:p>
-    <w:p>
-      <w:pPr>
-        <w:spacing w:after="20" w:before="120"/>
-      </w:pPr>
-      <w:r>
-        <w:rPr>
-          <w:b/>
-          <w:sz w:val="22"/>
-        </w:rPr>
-        <w:t>Question: The person states that he is sent by a higher deity [God] he will help us all and guide to the way to god</w:t>
-      </w:r>
-    </w:p>
-    <w:p>
-      <w:pPr>
-        <w:spacing w:after="0" w:before="0"/>
-      </w:pPr>
-      <w:r>
-        <w:rPr>
-          <w:b w:val="0"/>
-          <w:sz w:val="22"/>
-        </w:rPr>
-        <w:t>(a) Delusion of infidelity</w:t>
-      </w:r>
-    </w:p>
-    <w:p>
-      <w:pPr>
-        <w:spacing w:after="0" w:before="0"/>
-      </w:pPr>
-      <w:r>
-        <w:rPr>
-          <w:b w:val="0"/>
-          <w:sz w:val="22"/>
-        </w:rPr>
-        <w:t>(b) Delusion of grandiosity</w:t>
-      </w:r>
-    </w:p>
-    <w:p>
-      <w:pPr>
-        <w:spacing w:after="0" w:before="0"/>
-      </w:pPr>
-      <w:r>
-        <w:rPr>
-          <w:b w:val="0"/>
-          <w:sz w:val="22"/>
-        </w:rPr>
-        <w:t>(c) Delusion of reference</w:t>
-      </w:r>
-    </w:p>
-    <w:p>
-      <w:pPr>
-        <w:spacing w:after="0" w:before="0"/>
-      </w:pPr>
-      <w:r>
-        <w:rPr>
-          <w:b w:val="0"/>
-          <w:sz w:val="22"/>
-        </w:rPr>
-        <w:t>(d) Delusion of persecution</w:t>
-      </w:r>
-    </w:p>
-    <w:p>
-      <w:pPr>
-        <w:spacing w:after="0" w:before="40"/>
-      </w:pPr>
-      <w:r>
-        <w:rPr>
-          <w:b/>
-          <w:sz w:val="22"/>
-        </w:rPr>
-        <w:t>Answer: b</w:t>
-      </w:r>
-    </w:p>
-    <w:p>
-      <w:pPr>
-        <w:spacing w:after="0" w:before="0"/>
-      </w:pPr>
-      <w:r>
-        <w:rPr>
-          <w:b w:val="0"/>
-          <w:sz w:val="21"/>
-        </w:rPr>
-        <w:t>Solution: The belief that one is sent by a higher deity on a special mission is a delusion of grandiosity.</w:t>
-      </w:r>
-    </w:p>
-    <w:p>
-      <w:pPr>
-        <w:spacing w:after="0" w:before="0"/>
-      </w:pPr>
-      <w:r>
-        <w:rPr>
-          <w:b w:val="0"/>
-          <w:sz w:val="20"/>
-        </w:rPr>
-        <w:t>Positive Marks: 1</w:t>
-      </w:r>
-    </w:p>
-    <w:p>
-      <w:pPr>
-        <w:spacing w:after="160" w:before="0"/>
-      </w:pPr>
-      <w:r>
-        <w:rPr>
-          <w:b w:val="0"/>
-          <w:sz w:val="20"/>
-        </w:rPr>
-        <w:t>Negative Marks: 0.25</w:t>
-      </w:r>
-    </w:p>
-    <w:p>
-      <w:pPr>
-        <w:spacing w:after="20" w:before="120"/>
-      </w:pPr>
-      <w:r>
-        <w:rPr>
-          <w:b/>
-          <w:sz w:val="22"/>
-        </w:rPr>
-        <w:t>Question: Oxytocin hormone synthesized in the hypothalamus is primarily responsible for</w:t>
-      </w:r>
-    </w:p>
-    <w:p>
-      <w:pPr>
-        <w:spacing w:after="0" w:before="0"/>
-      </w:pPr>
-      <w:r>
-        <w:rPr>
-          <w:b w:val="0"/>
-          <w:sz w:val="22"/>
-        </w:rPr>
-        <w:t>(a) Blood pressure regulation</w:t>
-      </w:r>
-    </w:p>
-    <w:p>
-      <w:pPr>
-        <w:spacing w:after="0" w:before="0"/>
-      </w:pPr>
-      <w:r>
-        <w:rPr>
-          <w:b w:val="0"/>
-          <w:sz w:val="22"/>
-        </w:rPr>
-        <w:t>(b) Uterine contractions during childbirth and milk ejection (let-down reflex)</w:t>
-      </w:r>
-    </w:p>
-    <w:p>
-      <w:pPr>
-        <w:spacing w:after="0" w:before="0"/>
-      </w:pPr>
-      <w:r>
-        <w:rPr>
-          <w:b w:val="0"/>
-          <w:sz w:val="22"/>
-        </w:rPr>
-        <w:t>(c) Motor skill development</w:t>
-      </w:r>
-    </w:p>
-    <w:p>
-      <w:pPr>
-        <w:spacing w:after="0" w:before="0"/>
-      </w:pPr>
-      <w:r>
-        <w:rPr>
-          <w:b w:val="0"/>
-          <w:sz w:val="22"/>
-        </w:rPr>
-        <w:t>(d) Growth and intelligence</w:t>
-      </w:r>
-    </w:p>
-    <w:p>
-      <w:pPr>
-        <w:spacing w:after="0" w:before="40"/>
-      </w:pPr>
-      <w:r>
-        <w:rPr>
-          <w:b/>
-          <w:sz w:val="22"/>
-        </w:rPr>
-        <w:t>Answer: b</w:t>
-      </w:r>
-    </w:p>
-    <w:p>
-      <w:pPr>
-        <w:spacing w:after="0" w:before="0"/>
-      </w:pPr>
-      <w:r>
-        <w:rPr>
-          <w:b w:val="0"/>
-          <w:sz w:val="21"/>
-        </w:rPr>
-        <w:t>Solution: Oxytocin stimulates smooth muscle contractions of the myometrium during labor and myoepithelial cells of mammary glands for milk ejection.</w:t>
-      </w:r>
-    </w:p>
-    <w:p>
-      <w:pPr>
-        <w:spacing w:after="0" w:before="0"/>
-      </w:pPr>
-      <w:r>
-        <w:rPr>
-          <w:b w:val="0"/>
-          <w:sz w:val="20"/>
-        </w:rPr>
-        <w:t>Positive Marks: 1</w:t>
-      </w:r>
-    </w:p>
-    <w:p>
-      <w:pPr>
-        <w:spacing w:after="160" w:before="0"/>
-      </w:pPr>
-      <w:r>
-        <w:rPr>
-          <w:b w:val="0"/>
-          <w:sz w:val="20"/>
-        </w:rPr>
-        <w:t>Negative Marks: 0.25</w:t>
-      </w:r>
-    </w:p>
-    <w:p>
-      <w:pPr>
-        <w:spacing w:after="20" w:before="120"/>
-      </w:pPr>
-      <w:r>
-        <w:rPr>
-          <w:b/>
-          <w:sz w:val="22"/>
-        </w:rPr>
-        <w:t>Question: What is the most common cause of breast abscess in a 38 year-old lactating mother?</w:t>
-      </w:r>
-    </w:p>
-    <w:p>
-      <w:pPr>
-        <w:spacing w:after="0" w:before="0"/>
-      </w:pPr>
-      <w:r>
-        <w:rPr>
-          <w:b w:val="0"/>
-          <w:sz w:val="22"/>
-        </w:rPr>
-        <w:t>(a) Staphylococcus aureus</w:t>
-      </w:r>
-    </w:p>
-    <w:p>
-      <w:pPr>
-        <w:spacing w:after="0" w:before="0"/>
-      </w:pPr>
-      <w:r>
-        <w:rPr>
-          <w:b w:val="0"/>
-          <w:sz w:val="22"/>
-        </w:rPr>
-        <w:t>(b) Streptococci</w:t>
-      </w:r>
-    </w:p>
-    <w:p>
-      <w:pPr>
-        <w:spacing w:after="0" w:before="0"/>
-      </w:pPr>
-      <w:r>
-        <w:rPr>
-          <w:b w:val="0"/>
-          <w:sz w:val="22"/>
-        </w:rPr>
-        <w:t>(c) Streptococcus Epidermis</w:t>
-      </w:r>
-    </w:p>
-    <w:p>
-      <w:pPr>
-        <w:spacing w:after="0" w:before="0"/>
-      </w:pPr>
-      <w:r>
-        <w:rPr>
-          <w:b w:val="0"/>
-          <w:sz w:val="22"/>
-        </w:rPr>
-        <w:t>(d) E Coli</w:t>
-      </w:r>
-    </w:p>
-    <w:p>
-      <w:pPr>
-        <w:spacing w:after="0" w:before="40"/>
-      </w:pPr>
-      <w:r>
-        <w:rPr>
-          <w:b/>
-          <w:sz w:val="22"/>
-        </w:rPr>
-        <w:t>Answer: a</w:t>
-      </w:r>
-    </w:p>
-    <w:p>
-      <w:pPr>
-        <w:spacing w:after="0" w:before="0"/>
-      </w:pPr>
-      <w:r>
-        <w:rPr>
-          <w:b w:val="0"/>
-          <w:sz w:val="21"/>
-        </w:rPr>
-        <w:t>Solution: Staphylococcus aureus is the most common pathogenic bacteria among breast abscesses during lactation. It is a gram-positive bacteria with strong pathogenicity and can cause skin, soft-tissue, bone, joint, and systemic organ infections. The bacteria enter through a break or crack in the skin, usually on the nipple. The infection takes place in the fatty tissue of the breast and causes swelling which pushes on the milk ducts resulting in pain and lumps in the infected breast.</w:t>
-      </w:r>
-    </w:p>
-    <w:p>
-      <w:pPr>
-        <w:spacing w:after="0" w:before="0"/>
-      </w:pPr>
-      <w:r>
-        <w:rPr>
-          <w:b w:val="0"/>
-          <w:sz w:val="20"/>
-        </w:rPr>
-        <w:t>Positive Marks: 1</w:t>
-      </w:r>
-    </w:p>
-    <w:p>
-      <w:pPr>
-        <w:spacing w:after="160" w:before="0"/>
-      </w:pPr>
-      <w:r>
-        <w:rPr>
-          <w:b w:val="0"/>
-          <w:sz w:val="20"/>
-        </w:rPr>
-        <w:t>Negative Marks: 0.25</w:t>
-      </w:r>
-    </w:p>
-    <w:p>
-      <w:pPr>
-        <w:spacing w:after="20" w:before="120"/>
-      </w:pPr>
-      <w:r>
-        <w:rPr>
-          <w:b/>
-          <w:sz w:val="22"/>
-        </w:rPr>
-        <w:t>Question: What is the clinical purpose of performing a Naloxone challenge test in a client with opioid dependence?</w:t>
-      </w:r>
-    </w:p>
-    <w:p>
-      <w:pPr>
-        <w:spacing w:after="0" w:before="0"/>
-      </w:pPr>
-      <w:r>
-        <w:rPr>
-          <w:b w:val="0"/>
-          <w:sz w:val="22"/>
-        </w:rPr>
-        <w:t>(a) To evaluate drug efficacy</w:t>
-      </w:r>
-    </w:p>
-    <w:p>
-      <w:pPr>
-        <w:spacing w:after="0" w:before="0"/>
-      </w:pPr>
-      <w:r>
-        <w:rPr>
-          <w:b w:val="0"/>
-          <w:sz w:val="22"/>
-        </w:rPr>
-        <w:t>(b) To treat acute pain</w:t>
-      </w:r>
-    </w:p>
-    <w:p>
-      <w:pPr>
-        <w:spacing w:after="0" w:before="0"/>
-      </w:pPr>
-      <w:r>
-        <w:rPr>
-          <w:b w:val="0"/>
-          <w:sz w:val="22"/>
-        </w:rPr>
-        <w:t>(c) To screen patient compliance</w:t>
-      </w:r>
-    </w:p>
-    <w:p>
-      <w:pPr>
-        <w:spacing w:after="0" w:before="0"/>
-      </w:pPr>
-      <w:r>
-        <w:rPr>
-          <w:b w:val="0"/>
-          <w:sz w:val="22"/>
-        </w:rPr>
-        <w:t>(d) To unmask physical dependence and precipitate withdrawal before starting antagonist therapy</w:t>
-      </w:r>
-    </w:p>
-    <w:p>
-      <w:pPr>
-        <w:spacing w:after="0" w:before="40"/>
-      </w:pPr>
-      <w:r>
-        <w:rPr>
-          <w:b/>
-          <w:sz w:val="22"/>
-        </w:rPr>
-        <w:t>Answer: d</w:t>
-      </w:r>
-    </w:p>
-    <w:p>
-      <w:pPr>
-        <w:spacing w:after="0" w:before="0"/>
-      </w:pPr>
-      <w:r>
-        <w:rPr>
-          <w:b w:val="0"/>
-          <w:sz w:val="21"/>
-        </w:rPr>
-        <w:t>Solution: Naloxone challenge test confirms absence of physical opioid dependence prior to initiating naltrexone maintenance therapy to avoid severe precipitated withdrawal.</w:t>
-      </w:r>
-    </w:p>
-    <w:p>
-      <w:pPr>
-        <w:spacing w:after="0" w:before="0"/>
-      </w:pPr>
-      <w:r>
-        <w:rPr>
-          <w:b w:val="0"/>
-          <w:sz w:val="20"/>
-        </w:rPr>
-        <w:t>Positive Marks: 1</w:t>
-      </w:r>
-    </w:p>
-    <w:p>
-      <w:pPr>
-        <w:spacing w:after="160" w:before="0"/>
-      </w:pPr>
-      <w:r>
-        <w:rPr>
-          <w:b w:val="0"/>
-          <w:sz w:val="20"/>
-        </w:rPr>
-        <w:t>Negative Marks: 0.25</w:t>
+      <w:r>
+        <w:t xml:space="preserve">Question: The valve located between the left ventricle and the aorta is the</w:t>
+      </w:r>
+    </w:p>
+    <w:p>
+      <w:r>
+        <w:t xml:space="preserve">(a) Mitral valve</w:t>
+      </w:r>
+    </w:p>
+    <w:p>
+      <w:r>
+        <w:t xml:space="preserve">(b) Tricuspid valve</w:t>
+      </w:r>
+    </w:p>
+    <w:p>
+      <w:r>
+        <w:t xml:space="preserve">(c) Aortic valve</w:t>
+      </w:r>
+    </w:p>
+    <w:p>
+      <w:r>
+        <w:t xml:space="preserve">(d) Pulmonary valve</w:t>
+      </w:r>
+    </w:p>
+    <w:p>
+      <w:r>
+        <w:t xml:space="preserve">Answer: c</w:t>
+      </w:r>
+    </w:p>
+    <w:p>
+      <w:r>
+        <w:t xml:space="preserve">Solution: ✅ Correct Answer: c</w:t>
+      </w:r>
+    </w:p>
+    <w:p>
+      <w:r>
+        <w:t xml:space="preserve">🧠 Clinical Rationale: The aortic valve guards the opening between the left ventricle and the aorta — it opens as the ventricle contracts to eject oxygenated blood into the systemic circulation.</w:t>
+      </w:r>
+    </w:p>
+    <w:p>
+      <w:r>
+        <w:t xml:space="preserve">❌ Why Not Other Options?</w:t>
+      </w:r>
+    </w:p>
+    <w:p>
+      <w:r>
+        <w:t xml:space="preserve">(a) — The MITRAL valve is between the left atrium and left ventricle.</w:t>
+      </w:r>
+    </w:p>
+    <w:p>
+      <w:r>
+        <w:t xml:space="preserve">(b) — The TRICUSPID valve is between the right atrium and right ventricle.</w:t>
+      </w:r>
+    </w:p>
+    <w:p>
+      <w:r>
+        <w:t xml:space="preserve">(d) — The PULMONARY valve guards the right ventricular outflow to the pulmonary artery.</w:t>
+      </w:r>
+    </w:p>
+    <w:p>
+      <w:r>
+        <w:t xml:space="preserve">⚠️ Exam Trap: The four-valve map — "aortic = LV→aorta, pulmonary = RV→pulmonary artery, mitral = LA→LV, tricuspid = RA→RV" — is a standard A&amp;P question.</w:t>
+      </w:r>
+    </w:p>
+    <w:p>
+      <w:r>
+        <w:t xml:space="preserve">💎 PNC Pearl: "Aortic at the aorta, pulmonary at the lungs — the semilunar pair guards the exits."</w:t>
+      </w:r>
+    </w:p>
+    <w:p>
+      <w:r>
+        <w:t xml:space="preserve">Positive Marks: 1</w:t>
+      </w:r>
+    </w:p>
+    <w:p>
+      <w:r>
+        <w:t xml:space="preserve">Negative Marks: 0.25</w:t>
+      </w:r>
+    </w:p>
+    <w:p>
+      <w:r>
+        <w:t xml:space="preserve"/>
+      </w:r>
+    </w:p>
+    <w:p>
+      <w:r>
+        <w:t xml:space="preserve">Question: An adult patient has an oral temperature of 38.5 degree C. The nurse documents this as</w:t>
+      </w:r>
+    </w:p>
+    <w:p>
+      <w:r>
+        <w:t xml:space="preserve">(a) Hypothermia</w:t>
+      </w:r>
+    </w:p>
+    <w:p>
+      <w:r>
+        <w:t xml:space="preserve">(b) Pyrexia (fever)</w:t>
+      </w:r>
+    </w:p>
+    <w:p>
+      <w:r>
+        <w:t xml:space="preserve">(c) Normal temperature</w:t>
+      </w:r>
+    </w:p>
+    <w:p>
+      <w:r>
+        <w:t xml:space="preserve">(d) Hyperpyrexia</w:t>
+      </w:r>
+    </w:p>
+    <w:p>
+      <w:r>
+        <w:t xml:space="preserve">Answer: b</w:t>
+      </w:r>
+    </w:p>
+    <w:p>
+      <w:r>
+        <w:t xml:space="preserve">Solution: ✅ Correct Answer: b</w:t>
+      </w:r>
+    </w:p>
+    <w:p>
+      <w:r>
+        <w:t xml:space="preserve">🧠 Clinical Rationale: Fever (pyrexia) is an oral temperature above 37.5°C, so 38.5°C is pyrexia — a moderate fever.</w:t>
+      </w:r>
+    </w:p>
+    <w:p>
+      <w:r>
+        <w:t xml:space="preserve">❌ Why Not Other Options?</w:t>
+      </w:r>
+    </w:p>
+    <w:p>
+      <w:r>
+        <w:t xml:space="preserve">(a) — Hypothermia is below 35°C.</w:t>
+      </w:r>
+    </w:p>
+    <w:p>
+      <w:r>
+        <w:t xml:space="preserve">(c) — Normal oral temperature is 36.5-37.5°C.</w:t>
+      </w:r>
+    </w:p>
+    <w:p>
+      <w:r>
+        <w:t xml:space="preserve">(d) — Hyperpyrexia means above 41°C — a dangerous, extreme fever.</w:t>
+      </w:r>
+    </w:p>
+    <w:p>
+      <w:r>
+        <w:t xml:space="preserve">⚠️ Exam Trap: Temperature thresholds — "fever &gt; 37.5°C oral, hyperpyrexia &gt; 41°C, hypothermia &lt; 35°C" — are fundamentals exam numbers.</w:t>
+      </w:r>
+    </w:p>
+    <w:p>
+      <w:r>
+        <w:t xml:space="preserve">💎 PNC Pearl: "37.5 starts the fever, 41 is the danger line, 35 is the cold danger line."</w:t>
+      </w:r>
+    </w:p>
+    <w:p>
+      <w:r>
+        <w:t xml:space="preserve">Positive Marks: 1</w:t>
+      </w:r>
+    </w:p>
+    <w:p>
+      <w:r>
+        <w:t xml:space="preserve">Negative Marks: 0.25</w:t>
+      </w:r>
+    </w:p>
+    <w:p>
+      <w:r>
+        <w:t xml:space="preserve"/>
+      </w:r>
+    </w:p>
+    <w:p>
+      <w:r>
+        <w:t xml:space="preserve">Question: A patient with acute glomerulonephritis is most likely to present with</w:t>
+      </w:r>
+    </w:p>
+    <w:p>
+      <w:r>
+        <w:t xml:space="preserve">(a) Hematuria, oliguria, edema and hypertension</w:t>
+      </w:r>
+    </w:p>
+    <w:p>
+      <w:r>
+        <w:t xml:space="preserve">(b) Polyuria and polydipsia</w:t>
+      </w:r>
+    </w:p>
+    <w:p>
+      <w:r>
+        <w:t xml:space="preserve">(c) Jaundice and pruritus</w:t>
+      </w:r>
+    </w:p>
+    <w:p>
+      <w:r>
+        <w:t xml:space="preserve">(d) Weight gain and heat intolerance</w:t>
+      </w:r>
+    </w:p>
+    <w:p>
+      <w:r>
+        <w:t xml:space="preserve">Answer: a</w:t>
+      </w:r>
+    </w:p>
+    <w:p>
+      <w:r>
+        <w:t xml:space="preserve">Solution: ✅ Correct Answer: a</w:t>
+      </w:r>
+    </w:p>
+    <w:p>
+      <w:r>
+        <w:t xml:space="preserve">🧠 Clinical Rationale: Post-streptococcal glomerulonephritis inflames the glomeruli — smoky or cola-colored urine (hematuria), oliguria, periorbital edema, and hypertension.</w:t>
+      </w:r>
+    </w:p>
+    <w:p>
+      <w:r>
+        <w:t xml:space="preserve">❌ Why Not Other Options?</w:t>
+      </w:r>
+    </w:p>
+    <w:p>
+      <w:r>
+        <w:t xml:space="preserve">(b) — Polyuria with polydipsia suggests diabetes.</w:t>
+      </w:r>
+    </w:p>
+    <w:p>
+      <w:r>
+        <w:t xml:space="preserve">(c) — Jaundice with pruritus suggests liver disease.</w:t>
+      </w:r>
+    </w:p>
+    <w:p>
+      <w:r>
+        <w:t xml:space="preserve">(d) — Weight gain with heat intolerance points to thyroid disease.</w:t>
+      </w:r>
+    </w:p>
+    <w:p>
+      <w:r>
+        <w:t xml:space="preserve">⚠️ Exam Trap: "Cola-colored urine + edema + hypertension after a sore throat = post-strep GN" — the classic triad of hematuria, edema, and HTN is the exam answer.</w:t>
+      </w:r>
+    </w:p>
+    <w:p>
+      <w:r>
+        <w:t xml:space="preserve">💎 PNC Pearl: "Coca-cola urine + puffy eyes + high BP after strep throat = glomerulonephritis."</w:t>
+      </w:r>
+    </w:p>
+    <w:p>
+      <w:r>
+        <w:t xml:space="preserve">Positive Marks: 1</w:t>
+      </w:r>
+    </w:p>
+    <w:p>
+      <w:r>
+        <w:t xml:space="preserve">Negative Marks: 0.25</w:t>
+      </w:r>
+    </w:p>
+    <w:p>
+      <w:r>
+        <w:t xml:space="preserve"/>
+      </w:r>
+    </w:p>
+    <w:p>
+      <w:r>
+        <w:t xml:space="preserve">Question: The most common cause of postpartum hemorrhage is</w:t>
+      </w:r>
+    </w:p>
+    <w:p>
+      <w:r>
+        <w:t xml:space="preserve">(a) Uterine atony</w:t>
+      </w:r>
+    </w:p>
+    <w:p>
+      <w:r>
+        <w:t xml:space="preserve">(b) Cervical tear</w:t>
+      </w:r>
+    </w:p>
+    <w:p>
+      <w:r>
+        <w:t xml:space="preserve">(c) Retained placenta</w:t>
+      </w:r>
+    </w:p>
+    <w:p>
+      <w:r>
+        <w:t xml:space="preserve">(d) Coagulation disorders</w:t>
+      </w:r>
+    </w:p>
+    <w:p>
+      <w:r>
+        <w:t xml:space="preserve">Answer: a</w:t>
+      </w:r>
+    </w:p>
+    <w:p>
+      <w:r>
+        <w:t xml:space="preserve">Solution: ✅ Correct Answer: a</w:t>
+      </w:r>
+    </w:p>
+    <w:p>
+      <w:r>
+        <w:t xml:space="preserve">🧠 Clinical Rationale: Uterine atony — failure of the uterus to contract after delivery — causes the majority of postpartum hemorrhages.</w:t>
+      </w:r>
+    </w:p>
+    <w:p>
+      <w:r>
+        <w:t xml:space="preserve">❌ Why Not Other Options?</w:t>
+      </w:r>
+    </w:p>
+    <w:p>
+      <w:r>
+        <w:t xml:space="preserve">(b) — Cervical tears are considered after atony is ruled out.</w:t>
+      </w:r>
+    </w:p>
+    <w:p>
+      <w:r>
+        <w:t xml:space="preserve">(c) — Retained placenta is a less common cause.</w:t>
+      </w:r>
+    </w:p>
+    <w:p>
+      <w:r>
+        <w:t xml:space="preserve">(d) — Coagulopathies are the rarest of the four.</w:t>
+      </w:r>
+    </w:p>
+    <w:p>
+      <w:r>
+        <w:t xml:space="preserve">⚠️ Exam Trap: PPH causes = the '4 Ts' — Tone (atony — the most common), Tissue (retained placenta), Trauma (lacerations), Thrombin (coagulopathy). Fundal massage + oxytocin treat atony first.</w:t>
+      </w:r>
+    </w:p>
+    <w:p>
+      <w:r>
+        <w:t xml:space="preserve">💎 PNC Pearl: "Tone, Tissue, Trauma, Thrombin — Tone (atony) wins the PPH contest every time."</w:t>
+      </w:r>
+    </w:p>
+    <w:p>
+      <w:r>
+        <w:t xml:space="preserve">Positive Marks: 1</w:t>
+      </w:r>
+    </w:p>
+    <w:p>
+      <w:r>
+        <w:t xml:space="preserve">Negative Marks: 0.25</w:t>
+      </w:r>
+    </w:p>
+    <w:p>
+      <w:r>
+        <w:t xml:space="preserve"/>
+      </w:r>
+    </w:p>
+    <w:p>
+      <w:r>
+        <w:t xml:space="preserve">Question: A 2-month-old infant presents with fever, poor feeding and a bulging anterior fontanelle. The nurse suspects</w:t>
+      </w:r>
+    </w:p>
+    <w:p>
+      <w:r>
+        <w:t xml:space="preserve">(a) Meningitis</w:t>
+      </w:r>
+    </w:p>
+    <w:p>
+      <w:r>
+        <w:t xml:space="preserve">(b) Cleft palate</w:t>
+      </w:r>
+    </w:p>
+    <w:p>
+      <w:r>
+        <w:t xml:space="preserve">(c) Diaper rash</w:t>
+      </w:r>
+    </w:p>
+    <w:p>
+      <w:r>
+        <w:t xml:space="preserve">(d) Colic</w:t>
+      </w:r>
+    </w:p>
+    <w:p>
+      <w:r>
+        <w:t xml:space="preserve">Answer: a</w:t>
+      </w:r>
+    </w:p>
+    <w:p>
+      <w:r>
+        <w:t xml:space="preserve">Solution: ✅ Correct Answer: a</w:t>
+      </w:r>
+    </w:p>
+    <w:p>
+      <w:r>
+        <w:t xml:space="preserve">🧠 Clinical Rationale: Fever, poor feeding, irritability, and a bulging, tense fontanelle are classic signs of meningitis in young infants — in whom neck stiffness may be absent.</w:t>
+      </w:r>
+    </w:p>
+    <w:p>
+      <w:r>
+        <w:t xml:space="preserve">❌ Why Not Other Options?</w:t>
+      </w:r>
+    </w:p>
+    <w:p>
+      <w:r>
+        <w:t xml:space="preserve">(b) — Cleft palate is a structural defect, not an acute febrile illness.</w:t>
+      </w:r>
+    </w:p>
+    <w:p>
+      <w:r>
+        <w:t xml:space="preserve">(c) — Diaper rash is localized skin inflammation.</w:t>
+      </w:r>
+    </w:p>
+    <w:p>
+      <w:r>
+        <w:t xml:space="preserve">(d) — Colic causes crying but no fever or bulging fontanelle.</w:t>
+      </w:r>
+    </w:p>
+    <w:p>
+      <w:r>
+        <w:t xml:space="preserve">⚠️ Exam Trap: The fontanelle contrast — "bulging = raised ICP (meningitis/hydrocephalus); sunken = dehydration" — is a favourite pediatric sign question.</w:t>
+      </w:r>
+    </w:p>
+    <w:p>
+      <w:r>
+        <w:t xml:space="preserve">💎 PNC Pearl: "A bulging soft spot with fever = meningitis until proven otherwise — lumbar puncture time."</w:t>
+      </w:r>
+    </w:p>
+    <w:p>
+      <w:r>
+        <w:t xml:space="preserve">Positive Marks: 1</w:t>
+      </w:r>
+    </w:p>
+    <w:p>
+      <w:r>
+        <w:t xml:space="preserve">Negative Marks: 0.25</w:t>
+      </w:r>
+    </w:p>
+    <w:p>
+      <w:r>
+        <w:t xml:space="preserve"/>
+      </w:r>
+    </w:p>
+    <w:p>
+      <w:r>
+        <w:t xml:space="preserve">Question: When a patient becomes aggressive, the nurse's FIRST priority is to</w:t>
+      </w:r>
+    </w:p>
+    <w:p>
+      <w:r>
+        <w:t xml:space="preserve">(a) Ensure the safety of the patient, staff and others</w:t>
+      </w:r>
+    </w:p>
+    <w:p>
+      <w:r>
+        <w:t xml:space="preserve">(b) Argue with the patient</w:t>
+      </w:r>
+    </w:p>
+    <w:p>
+      <w:r>
+        <w:t xml:space="preserve">(c) Leave the patient unsupervised</w:t>
+      </w:r>
+    </w:p>
+    <w:p>
+      <w:r>
+        <w:t xml:space="preserve">(d) Give the patient a sharp object to release anger</w:t>
+      </w:r>
+    </w:p>
+    <w:p>
+      <w:r>
+        <w:t xml:space="preserve">Answer: a</w:t>
+      </w:r>
+    </w:p>
+    <w:p>
+      <w:r>
+        <w:t xml:space="preserve">Solution: ✅ Correct Answer: a</w:t>
+      </w:r>
+    </w:p>
+    <w:p>
+      <w:r>
+        <w:t xml:space="preserve">🧠 Clinical Rationale: Safety is always the first priority when managing aggression — then de-escalation (calm voice, personal space, clear limits) and removal of dangerous objects.</w:t>
+      </w:r>
+    </w:p>
+    <w:p>
+      <w:r>
+        <w:t xml:space="preserve">❌ Why Not Other Options?</w:t>
+      </w:r>
+    </w:p>
+    <w:p>
+      <w:r>
+        <w:t xml:space="preserve">(b) — Arguing escalates the situation.</w:t>
+      </w:r>
+    </w:p>
+    <w:p>
+      <w:r>
+        <w:t xml:space="preserve">(c) — Leaving the patient unsupervised risks injury to self or others.</w:t>
+      </w:r>
+    </w:p>
+    <w:p>
+      <w:r>
+        <w:t xml:space="preserve">(d) — Offering a sharp object is dangerous.</w:t>
+      </w:r>
+    </w:p>
+    <w:p>
+      <w:r>
+        <w:t xml:space="preserve">⚠️ Exam Trap: "Aggression management = safety first, then de-escalate, restraint only as a last resort." Never argue, threaten, or use physical force first.</w:t>
+      </w:r>
+    </w:p>
+    <w:p>
+      <w:r>
+        <w:t xml:space="preserve">💎 PNC Pearl: "Aggression: secure the scene, keep your voice low, keep your distance — safety outranks everything."</w:t>
+      </w:r>
+    </w:p>
+    <w:p>
+      <w:r>
+        <w:t xml:space="preserve">Positive Marks: 1</w:t>
+      </w:r>
+    </w:p>
+    <w:p>
+      <w:r>
+        <w:t xml:space="preserve">Negative Marks: 0.25</w:t>
+      </w:r>
+    </w:p>
+    <w:p>
+      <w:r>
+        <w:t xml:space="preserve"/>
+      </w:r>
+    </w:p>
+    <w:p>
+      <w:r>
+        <w:t xml:space="preserve">Question: The injectable contraceptive promoted under the family planning programme for spacing births is</w:t>
+      </w:r>
+    </w:p>
+    <w:p>
+      <w:r>
+        <w:t xml:space="preserve">(a) DMPA (depot medroxyprogesterone acetate)</w:t>
+      </w:r>
+    </w:p>
+    <w:p>
+      <w:r>
+        <w:t xml:space="preserve">(b) Oral contraceptive pills only</w:t>
+      </w:r>
+    </w:p>
+    <w:p>
+      <w:r>
+        <w:t xml:space="preserve">(c) Condoms only</w:t>
+      </w:r>
+    </w:p>
+    <w:p>
+      <w:r>
+        <w:t xml:space="preserve">(d) Copper-T only</w:t>
+      </w:r>
+    </w:p>
+    <w:p>
+      <w:r>
+        <w:t xml:space="preserve">Answer: a</w:t>
+      </w:r>
+    </w:p>
+    <w:p>
+      <w:r>
+        <w:t xml:space="preserve">Solution: ✅ Correct Answer: a</w:t>
+      </w:r>
+    </w:p>
+    <w:p>
+      <w:r>
+        <w:t xml:space="preserve">🧠 Clinical Rationale: DMPA (brand name Antara) is a three-monthly injectable progestin contraceptive offered for birth spacing under the RCH programme.</w:t>
+      </w:r>
+    </w:p>
+    <w:p>
+      <w:r>
+        <w:t xml:space="preserve">❌ Why Not Other Options?</w:t>
+      </w:r>
+    </w:p>
+    <w:p>
+      <w:r>
+        <w:t xml:space="preserve">(b) — Pills are oral, not injectable.</w:t>
+      </w:r>
+    </w:p>
+    <w:p>
+      <w:r>
+        <w:t xml:space="preserve">(c) — Condoms are barrier methods.</w:t>
+      </w:r>
+    </w:p>
+    <w:p>
+      <w:r>
+        <w:t xml:space="preserve">(d) — Copper-T is an intrauterine device.</w:t>
+      </w:r>
+    </w:p>
+    <w:p>
+      <w:r>
+        <w:t xml:space="preserve">⚠️ Exam Trap: "DMPA = the 3-monthly injectable (Antara); progestin-only and reversible" — the brand name and dosing interval are the exam details.</w:t>
+      </w:r>
+    </w:p>
+    <w:p>
+      <w:r>
+        <w:t xml:space="preserve">💎 PNC Pearl: "Antara every 3 months — the injection that spaces births."</w:t>
+      </w:r>
+    </w:p>
+    <w:p>
+      <w:r>
+        <w:t xml:space="preserve">Positive Marks: 1</w:t>
+      </w:r>
+    </w:p>
+    <w:p>
+      <w:r>
+        <w:t xml:space="preserve">Negative Marks: 0.25</w:t>
+      </w:r>
+    </w:p>
+    <w:p>
+      <w:r>
+        <w:t xml:space="preserve"/>
+      </w:r>
+    </w:p>
+    <w:p>
+      <w:r>
+        <w:t xml:space="preserve">Question: Intravenous vancomycin should be infused over at least</w:t>
+      </w:r>
+    </w:p>
+    <w:p>
+      <w:r>
+        <w:t xml:space="preserve">(a) 60 minutes</w:t>
+      </w:r>
+    </w:p>
+    <w:p>
+      <w:r>
+        <w:t xml:space="preserve">(b) 5 minutes</w:t>
+      </w:r>
+    </w:p>
+    <w:p>
+      <w:r>
+        <w:t xml:space="preserve">(c) 10 minutes</w:t>
+      </w:r>
+    </w:p>
+    <w:p>
+      <w:r>
+        <w:t xml:space="preserve">(d) 2 minutes</w:t>
+      </w:r>
+    </w:p>
+    <w:p>
+      <w:r>
+        <w:t xml:space="preserve">Answer: a</w:t>
+      </w:r>
+    </w:p>
+    <w:p>
+      <w:r>
+        <w:t xml:space="preserve">Solution: ✅ Correct Answer: a</w:t>
+      </w:r>
+    </w:p>
+    <w:p>
+      <w:r>
+        <w:t xml:space="preserve">🧠 Clinical Rationale: Rapid vancomycin infusion causes 'red man syndrome' — flushing, itching, and hypotension — so it is infused over at least 60 minutes.</w:t>
+      </w:r>
+    </w:p>
+    <w:p>
+      <w:r>
+        <w:t xml:space="preserve">❌ Why Not Other Options?</w:t>
+      </w:r>
+    </w:p>
+    <w:p>
+      <w:r>
+        <w:t xml:space="preserve">(b) — 2-10 minute infusions trigger the reaction.</w:t>
+      </w:r>
+    </w:p>
+    <w:p>
+      <w:r>
+        <w:t xml:space="preserve">(c) — 10 minutes is still too fast.</w:t>
+      </w:r>
+    </w:p>
+    <w:p>
+      <w:r>
+        <w:t xml:space="preserve">(d) — 2 minutes is dangerously fast.</w:t>
+      </w:r>
+    </w:p>
+    <w:p>
+      <w:r>
+        <w:t xml:space="preserve">⚠️ Exam Trap: "Vancomycin = slow over 60 minutes or more; red man syndrome = too fast" — the 60-minute rule is a standard drug-administration question.</w:t>
+      </w:r>
+    </w:p>
+    <w:p>
+      <w:r>
+        <w:t xml:space="preserve">💎 PNC Pearl: "Vancomycin is a slow sipper — an hour minimum, or the patient turns red and itchy."</w:t>
+      </w:r>
+    </w:p>
+    <w:p>
+      <w:r>
+        <w:t xml:space="preserve">Positive Marks: 1</w:t>
+      </w:r>
+    </w:p>
+    <w:p>
+      <w:r>
+        <w:t xml:space="preserve">Negative Marks: 0.25</w:t>
+      </w:r>
+    </w:p>
+    <w:p>
+      <w:r>
+        <w:t xml:space="preserve"/>
+      </w:r>
+    </w:p>
+    <w:p>
+      <w:r>
+        <w:t xml:space="preserve">Question: The normal fasting blood glucose level in an adult is</w:t>
+      </w:r>
+    </w:p>
+    <w:p>
+      <w:r>
+        <w:t xml:space="preserve">(a) 70-100 mg/dL</w:t>
+      </w:r>
+    </w:p>
+    <w:p>
+      <w:r>
+        <w:t xml:space="preserve">(b) 140-180 mg/dL</w:t>
+      </w:r>
+    </w:p>
+    <w:p>
+      <w:r>
+        <w:t xml:space="preserve">(c) 200-250 mg/dL</w:t>
+      </w:r>
+    </w:p>
+    <w:p>
+      <w:r>
+        <w:t xml:space="preserve">(d) 30-50 mg/dL</w:t>
+      </w:r>
+    </w:p>
+    <w:p>
+      <w:r>
+        <w:t xml:space="preserve">Answer: a</w:t>
+      </w:r>
+    </w:p>
+    <w:p>
+      <w:r>
+        <w:t xml:space="preserve">Solution: ✅ Correct Answer: a</w:t>
+      </w:r>
+    </w:p>
+    <w:p>
+      <w:r>
+        <w:t xml:space="preserve">🧠 Clinical Rationale: Normal fasting glucose is 70-100 mg/dL; 100-125 mg/dL is impaired fasting glucose and 126 mg/dL or more on two occasions indicates diabetes.</w:t>
+      </w:r>
+    </w:p>
+    <w:p>
+      <w:r>
+        <w:t xml:space="preserve">❌ Why Not Other Options?</w:t>
+      </w:r>
+    </w:p>
+    <w:p>
+      <w:r>
+        <w:t xml:space="preserve">(b) — 140-180 mg/dL is frankly diabetic-range fasting.</w:t>
+      </w:r>
+    </w:p>
+    <w:p>
+      <w:r>
+        <w:t xml:space="preserve">(c) — 200-250 mg/dL is marked hyperglycemia (random ≥200 with symptoms = diabetes).</w:t>
+      </w:r>
+    </w:p>
+    <w:p>
+      <w:r>
+        <w:t xml:space="preserve">(d) — 30-50 mg/dL is severe hypoglycemia.</w:t>
+      </w:r>
+    </w:p>
+    <w:p>
+      <w:r>
+        <w:t xml:space="preserve">⚠️ Exam Trap: The diabetes cut-offs — "fasting: normal &lt;100, impaired 100-125, diabetes ≥126; random ≥200 with symptoms" — memorize this ladder.</w:t>
+      </w:r>
+    </w:p>
+    <w:p>
+      <w:r>
+        <w:t xml:space="preserve">💎 PNC Pearl: "Fasting ladder: under 100 is fine, 100-125 is the warning zone, 126+ is diabetes."</w:t>
+      </w:r>
+    </w:p>
+    <w:p>
+      <w:r>
+        <w:t xml:space="preserve">Positive Marks: 1</w:t>
+      </w:r>
+    </w:p>
+    <w:p>
+      <w:r>
+        <w:t xml:space="preserve">Negative Marks: 0.25</w:t>
+      </w:r>
+    </w:p>
+    <w:p>
+      <w:r>
+        <w:t xml:space="preserve"/>
+      </w:r>
+    </w:p>
+    <w:p>
+      <w:r>
+        <w:t xml:space="preserve">Question: Measles is transmitted through</w:t>
+      </w:r>
+    </w:p>
+    <w:p>
+      <w:r>
+        <w:t xml:space="preserve">(a) Droplet infection</w:t>
+      </w:r>
+    </w:p>
+    <w:p>
+      <w:r>
+        <w:t xml:space="preserve">(b) Contaminated water</w:t>
+      </w:r>
+    </w:p>
+    <w:p>
+      <w:r>
+        <w:t xml:space="preserve">(c) Mosquito bites</w:t>
+      </w:r>
+    </w:p>
+    <w:p>
+      <w:r>
+        <w:t xml:space="preserve">(d) Blood transfusion</w:t>
+      </w:r>
+    </w:p>
+    <w:p>
+      <w:r>
+        <w:t xml:space="preserve">Answer: a</w:t>
+      </w:r>
+    </w:p>
+    <w:p>
+      <w:r>
+        <w:t xml:space="preserve">Solution: ✅ Correct Answer: a</w:t>
+      </w:r>
+    </w:p>
+    <w:p>
+      <w:r>
+        <w:t xml:space="preserve">🧠 Clinical Rationale: Measles spreads by droplet nuclei and direct contact with the nasal and throat secretions of an infected person — it is highly contagious through the air.</w:t>
+      </w:r>
+    </w:p>
+    <w:p>
+      <w:r>
+        <w:t xml:space="preserve">❌ Why Not Other Options?</w:t>
+      </w:r>
+    </w:p>
+    <w:p>
+      <w:r>
+        <w:t xml:space="preserve">(b) — Waterborne spread is typical of cholera and typhoid.</w:t>
+      </w:r>
+    </w:p>
+    <w:p>
+      <w:r>
+        <w:t xml:space="preserve">(c) — Mosquito-borne spread is typical of malaria and dengue.</w:t>
+      </w:r>
+    </w:p>
+    <w:p>
+      <w:r>
+        <w:t xml:space="preserve">(d) — Blood-borne spread is typical of HIV and hepatitis B.</w:t>
+      </w:r>
+    </w:p>
+    <w:p>
+      <w:r>
+        <w:t xml:space="preserve">⚠️ Exam Trap: "Measles = airborne/droplet, highly contagious." The 3 Cs (cough, coryza, conjunctivitis) plus Koplik spots give the clinical picture.</w:t>
+      </w:r>
+    </w:p>
+    <w:p>
+      <w:r>
+        <w:t xml:space="preserve">💎 PNC Pearl: "Measles travels on coughs and sneezes — one case can seed a whole ward."</w:t>
+      </w:r>
+    </w:p>
+    <w:p>
+      <w:r>
+        <w:t xml:space="preserve">Positive Marks: 1</w:t>
+      </w:r>
+    </w:p>
+    <w:p>
+      <w:r>
+        <w:t xml:space="preserve">Negative Marks: 0.25</w:t>
+      </w:r>
+    </w:p>
+    <w:p>
+      <w:r>
+        <w:t xml:space="preserve">Question: A patient with a peptic ulcer suddenly develops severe epigastric pain and a rigid, board-like abdomen. The nurse suspects</w:t>
+      </w:r>
+    </w:p>
+    <w:p>
+      <w:r>
+        <w:t xml:space="preserve">(a) Perforation of the ulcer</w:t>
+      </w:r>
+    </w:p>
+    <w:p>
+      <w:r>
+        <w:t xml:space="preserve">(b) Gastric outlet obstruction only</w:t>
+      </w:r>
+    </w:p>
+    <w:p>
+      <w:r>
+        <w:t xml:space="preserve">(c) Simple dyspepsia</w:t>
+      </w:r>
+    </w:p>
+    <w:p>
+      <w:r>
+        <w:t xml:space="preserve">(d) Irritable bowel syndrome</w:t>
+      </w:r>
+    </w:p>
+    <w:p>
+      <w:r>
+        <w:t xml:space="preserve">Answer: a</w:t>
+      </w:r>
+    </w:p>
+    <w:p>
+      <w:r>
+        <w:t xml:space="preserve">Solution: ✅ Correct Answer: a</w:t>
+      </w:r>
+    </w:p>
+    <w:p>
+      <w:r>
+        <w:t xml:space="preserve">🧠 Clinical Rationale: Sudden severe pain with a board-like rigid abdomen means the ulcer has PERFORATED, spilling gastric contents into the peritoneum and causing peritonitis — a surgical emergency.</w:t>
+      </w:r>
+    </w:p>
+    <w:p>
+      <w:r>
+        <w:t xml:space="preserve">❌ Why Not Other Options?</w:t>
+      </w:r>
+    </w:p>
+    <w:p>
+      <w:r>
+        <w:t xml:space="preserve">(b) — Outlet obstruction causes vomiting, not rigidity.</w:t>
+      </w:r>
+    </w:p>
+    <w:p>
+      <w:r>
+        <w:t xml:space="preserve">(c) — Simple dyspepsia never produces a rigid abdomen.</w:t>
+      </w:r>
+    </w:p>
+    <w:p>
+      <w:r>
+        <w:t xml:space="preserve">(d) — IBS causes cramping and altered bowel habit, not rigidity.</w:t>
+      </w:r>
+    </w:p>
+    <w:p>
+      <w:r>
+        <w:t xml:space="preserve">⚠️ Exam Trap: "Sudden rigid board-like abdomen = perforation → NPO, IV fluids, urgent surgery." Free air under the diaphragm on X-ray confirms it.</w:t>
+      </w:r>
+    </w:p>
+    <w:p>
+      <w:r>
+        <w:t xml:space="preserve">💎 PNC Pearl: "A belly that goes board-hard in seconds = perforation — the OR is the destination."</w:t>
+      </w:r>
+    </w:p>
+    <w:p>
+      <w:r>
+        <w:t xml:space="preserve">Positive Marks: 1</w:t>
+      </w:r>
+    </w:p>
+    <w:p>
+      <w:r>
+        <w:t xml:space="preserve">Negative Marks: 0.25</w:t>
+      </w:r>
+    </w:p>
+    <w:p>
+      <w:r>
+        <w:t xml:space="preserve"/>
+      </w:r>
+    </w:p>
+    <w:p>
+      <w:r>
+        <w:t xml:space="preserve">Question: A patient with left-sided heart failure should be positioned in</w:t>
+      </w:r>
+    </w:p>
+    <w:p>
+      <w:r>
+        <w:t xml:space="preserve">(a) High Fowler's position with the legs dependent</w:t>
+      </w:r>
+    </w:p>
+    <w:p>
+      <w:r>
+        <w:t xml:space="preserve">(b) Flat supine position</w:t>
+      </w:r>
+    </w:p>
+    <w:p>
+      <w:r>
+        <w:t xml:space="preserve">(c) Trendelenburg position</w:t>
+      </w:r>
+    </w:p>
+    <w:p>
+      <w:r>
+        <w:t xml:space="preserve">(d) Prone position</w:t>
+      </w:r>
+    </w:p>
+    <w:p>
+      <w:r>
+        <w:t xml:space="preserve">Answer: a</w:t>
+      </w:r>
+    </w:p>
+    <w:p>
+      <w:r>
+        <w:t xml:space="preserve">Solution: ✅ Correct Answer: a</w:t>
+      </w:r>
+    </w:p>
+    <w:p>
+      <w:r>
+        <w:t xml:space="preserve">🧠 Clinical Rationale: High Fowler's with the legs dependent reduces venous return to the heart, relieving pulmonary congestion and easing breathing in left-heart failure.</w:t>
+      </w:r>
+    </w:p>
+    <w:p>
+      <w:r>
+        <w:t xml:space="preserve">❌ Why Not Other Options?</w:t>
+      </w:r>
+    </w:p>
+    <w:p>
+      <w:r>
+        <w:t xml:space="preserve">(b) — Flat supine increases pulmonary venous pressure and worsens dyspnea.</w:t>
+      </w:r>
+    </w:p>
+    <w:p>
+      <w:r>
+        <w:t xml:space="preserve">(c) — Trendelenburg (head-down) increases venous return further — harmful in failure.</w:t>
+      </w:r>
+    </w:p>
+    <w:p>
+      <w:r>
+        <w:t xml:space="preserve">(d) — Prone is uncomfortable and does not relieve congestion.</w:t>
+      </w:r>
+    </w:p>
+    <w:p>
+      <w:r>
+        <w:t xml:space="preserve">⚠️ Exam Trap: "Heart failure = sit the patient up (high Fowler's) with legs down." Orthopnea is the clue that the patient needs to be upright.</w:t>
+      </w:r>
+    </w:p>
+    <w:p>
+      <w:r>
+        <w:t xml:space="preserve">💎 PNC Pearl: "Failing left heart + upright patient = easier breathing — let gravity drain the lungs."</w:t>
+      </w:r>
+    </w:p>
+    <w:p>
+      <w:r>
+        <w:t xml:space="preserve">Positive Marks: 1</w:t>
+      </w:r>
+    </w:p>
+    <w:p>
+      <w:r>
+        <w:t xml:space="preserve">Negative Marks: 0.25</w:t>
+      </w:r>
+    </w:p>
+    <w:p>
+      <w:r>
+        <w:t xml:space="preserve"/>
+      </w:r>
+    </w:p>
+    <w:p>
+      <w:r>
+        <w:t xml:space="preserve">Question: A patient on prolonged bed rest suddenly develops pleuritic chest pain, tachypnea and dyspnea. The nurse suspects</w:t>
+      </w:r>
+    </w:p>
+    <w:p>
+      <w:r>
+        <w:t xml:space="preserve">(a) Pulmonary embolism</w:t>
+      </w:r>
+    </w:p>
+    <w:p>
+      <w:r>
+        <w:t xml:space="preserve">(b) Gastroenteritis</w:t>
+      </w:r>
+    </w:p>
+    <w:p>
+      <w:r>
+        <w:t xml:space="preserve">(c) Urinary tract infection</w:t>
+      </w:r>
+    </w:p>
+    <w:p>
+      <w:r>
+        <w:t xml:space="preserve">(d) Cataract</w:t>
+      </w:r>
+    </w:p>
+    <w:p>
+      <w:r>
+        <w:t xml:space="preserve">Answer: a</w:t>
+      </w:r>
+    </w:p>
+    <w:p>
+      <w:r>
+        <w:t xml:space="preserve">Solution: ✅ Correct Answer: a</w:t>
+      </w:r>
+    </w:p>
+    <w:p>
+      <w:r>
+        <w:t xml:space="preserve">🧠 Clinical Rationale: Immobility predisposes to deep vein thrombosis; a dislodged clot embolizes to the lungs — sudden pleuritic chest pain, tachypnea, dyspnea, and hypoxia.</w:t>
+      </w:r>
+    </w:p>
+    <w:p>
+      <w:r>
+        <w:t xml:space="preserve">❌ Why Not Other Options?</w:t>
+      </w:r>
+    </w:p>
+    <w:p>
+      <w:r>
+        <w:t xml:space="preserve">(b) — Gastroenteritis causes vomiting and diarrhea, not respiratory symptoms.</w:t>
+      </w:r>
+    </w:p>
+    <w:p>
+      <w:r>
+        <w:t xml:space="preserve">(c) — UTI causes fever and dysuria.</w:t>
+      </w:r>
+    </w:p>
+    <w:p>
+      <w:r>
+        <w:t xml:space="preserve">(d) — Cataract causes vision changes.</w:t>
+      </w:r>
+    </w:p>
+    <w:p>
+      <w:r>
+        <w:t xml:space="preserve">⚠️ Exam Trap: "Bed rest + sudden dyspnea + pleuritic pain = PE." Prophylaxis: early ambulation, leg exercises, and anticoagulants.</w:t>
+      </w:r>
+    </w:p>
+    <w:p>
+      <w:r>
+        <w:t xml:space="preserve">💎 PNC Pearl: "A clot from the leg that rides to the lung — bed rest is the breeding ground, movement the medicine."</w:t>
+      </w:r>
+    </w:p>
+    <w:p>
+      <w:r>
+        <w:t xml:space="preserve">Positive Marks: 1</w:t>
+      </w:r>
+    </w:p>
+    <w:p>
+      <w:r>
+        <w:t xml:space="preserve">Negative Marks: 0.25</w:t>
+      </w:r>
+    </w:p>
+    <w:p>
+      <w:r>
+        <w:t xml:space="preserve"/>
+      </w:r>
+    </w:p>
+    <w:p>
+      <w:r>
+        <w:t xml:space="preserve">Question: The recommended total weight gain during pregnancy for a woman of normal body mass index is approximately</w:t>
+      </w:r>
+    </w:p>
+    <w:p>
+      <w:r>
+        <w:t xml:space="preserve">(a) 2-4 kg</w:t>
+      </w:r>
+    </w:p>
+    <w:p>
+      <w:r>
+        <w:t xml:space="preserve">(b) 11-16 kg</w:t>
+      </w:r>
+    </w:p>
+    <w:p>
+      <w:r>
+        <w:t xml:space="preserve">(c) 25-35 kg</w:t>
+      </w:r>
+    </w:p>
+    <w:p>
+      <w:r>
+        <w:t xml:space="preserve">(d) 40-50 kg</w:t>
+      </w:r>
+    </w:p>
+    <w:p>
+      <w:r>
+        <w:t xml:space="preserve">Answer: b</w:t>
+      </w:r>
+    </w:p>
+    <w:p>
+      <w:r>
+        <w:t xml:space="preserve">Solution: ✅ Correct Answer: b</w:t>
+      </w:r>
+    </w:p>
+    <w:p>
+      <w:r>
+        <w:t xml:space="preserve">🧠 Clinical Rationale: A normal-BMI woman is advised to gain about 11-16 kg (25-35 lb) during pregnancy; underweight women gain more and overweight women less.</w:t>
+      </w:r>
+    </w:p>
+    <w:p>
+      <w:r>
+        <w:t xml:space="preserve">❌ Why Not Other Options?</w:t>
+      </w:r>
+    </w:p>
+    <w:p>
+      <w:r>
+        <w:t xml:space="preserve">(a) — 2-4 kg is far too little and risks low birth weight.</w:t>
+      </w:r>
+    </w:p>
+    <w:p>
+      <w:r>
+        <w:t xml:space="preserve">(c) — 25-35 kg is the value in POUNDS (25-35 lb = 11-16 kg) — a units trap.</w:t>
+      </w:r>
+    </w:p>
+    <w:p>
+      <w:r>
+        <w:t xml:space="preserve">(d) — 40-50 kg is excessive gain.</w:t>
+      </w:r>
+    </w:p>
+    <w:p>
+      <w:r>
+        <w:t xml:space="preserve">⚠️ Exam Trap: "Normal BMI = 11-16 kg total gain" — watch for the pounds-to-kg unit trap (25-35 lb is the same number in a different unit).</w:t>
+      </w:r>
+    </w:p>
+    <w:p>
+      <w:r>
+        <w:t xml:space="preserve">💎 PNC Pearl: "11-16 kg, or 25-35 lb — same target, different units; don't let the numbers fool you."</w:t>
+      </w:r>
+    </w:p>
+    <w:p>
+      <w:r>
+        <w:t xml:space="preserve">Positive Marks: 1</w:t>
+      </w:r>
+    </w:p>
+    <w:p>
+      <w:r>
+        <w:t xml:space="preserve">Negative Marks: 0.25</w:t>
+      </w:r>
+    </w:p>
+    <w:p>
+      <w:r>
+        <w:t xml:space="preserve"/>
+      </w:r>
+    </w:p>
+    <w:p>
+      <w:r>
+        <w:t xml:space="preserve">Question: According to IMNCI, which of the following is a general danger sign in a sick child aged 2 months to 5 years?</w:t>
+      </w:r>
+    </w:p>
+    <w:p>
+      <w:r>
+        <w:t xml:space="preserve">(a) Inability to drink or breastfeed</w:t>
+      </w:r>
+    </w:p>
+    <w:p>
+      <w:r>
+        <w:t xml:space="preserve">(b) Mild cough</w:t>
+      </w:r>
+    </w:p>
+    <w:p>
+      <w:r>
+        <w:t xml:space="preserve">(c) Runny nose</w:t>
+      </w:r>
+    </w:p>
+    <w:p>
+      <w:r>
+        <w:t xml:space="preserve">(d) Occasional sneezing</w:t>
+      </w:r>
+    </w:p>
+    <w:p>
+      <w:r>
+        <w:t xml:space="preserve">Answer: a</w:t>
+      </w:r>
+    </w:p>
+    <w:p>
+      <w:r>
+        <w:t xml:space="preserve">Solution: ✅ Correct Answer: a</w:t>
+      </w:r>
+    </w:p>
+    <w:p>
+      <w:r>
+        <w:t xml:space="preserve">🧠 Clinical Rationale: IMNCI danger signs are inability to drink or breastfeed, vomiting everything, convulsions, and lethargy or unconsciousness — any one demands urgent referral.</w:t>
+      </w:r>
+    </w:p>
+    <w:p>
+      <w:r>
+        <w:t xml:space="preserve">❌ Why Not Other Options?</w:t>
+      </w:r>
+    </w:p>
+    <w:p>
+      <w:r>
+        <w:t xml:space="preserve">(b) — Mild cough is a minor symptom, not a danger sign.</w:t>
+      </w:r>
+    </w:p>
+    <w:p>
+      <w:r>
+        <w:t xml:space="preserve">(c) — Runny nose is minor.</w:t>
+      </w:r>
+    </w:p>
+    <w:p>
+      <w:r>
+        <w:t xml:space="preserve">(d) — Occasional sneezing is minor.</w:t>
+      </w:r>
+    </w:p>
+    <w:p>
+      <w:r>
+        <w:t xml:space="preserve">⚠️ Exam Trap: IMNCI danger signs — "can't drink, vomits everything, convulsions, lethargic/unconscious" — memorize the four; they trigger immediate referral in the algorithm.</w:t>
+      </w:r>
+    </w:p>
+    <w:p>
+      <w:r>
+        <w:t xml:space="preserve">💎 PNC Pearl: "Can't drink, vomits all, seizes, or sleeps too deep — any one means refer now."</w:t>
+      </w:r>
+    </w:p>
+    <w:p>
+      <w:r>
+        <w:t xml:space="preserve">Positive Marks: 1</w:t>
+      </w:r>
+    </w:p>
+    <w:p>
+      <w:r>
+        <w:t xml:space="preserve">Negative Marks: 0.25</w:t>
+      </w:r>
+    </w:p>
+    <w:p>
+      <w:r>
+        <w:t xml:space="preserve"/>
+      </w:r>
+    </w:p>
+    <w:p>
+      <w:r>
+        <w:t xml:space="preserve">Question: The national programme for control of iodine deficiency disorders recommends</w:t>
+      </w:r>
+    </w:p>
+    <w:p>
+      <w:r>
+        <w:t xml:space="preserve">(a) Universal salt iodization</w:t>
+      </w:r>
+    </w:p>
+    <w:p>
+      <w:r>
+        <w:t xml:space="preserve">(b) Fluoridation of water</w:t>
+      </w:r>
+    </w:p>
+    <w:p>
+      <w:r>
+        <w:t xml:space="preserve">(c) Vitamin A supplementation only</w:t>
+      </w:r>
+    </w:p>
+    <w:p>
+      <w:r>
+        <w:t xml:space="preserve">(d) Iron fortification only</w:t>
+      </w:r>
+    </w:p>
+    <w:p>
+      <w:r>
+        <w:t xml:space="preserve">Answer: a</w:t>
+      </w:r>
+    </w:p>
+    <w:p>
+      <w:r>
+        <w:t xml:space="preserve">Solution: ✅ Correct Answer: a</w:t>
+      </w:r>
+    </w:p>
+    <w:p>
+      <w:r>
+        <w:t xml:space="preserve">🧠 Clinical Rationale: Universal salt iodization is the primary strategy to eliminate iodine deficiency disorders — goitre, cretinism, and hypothyroidism.</w:t>
+      </w:r>
+    </w:p>
+    <w:p>
+      <w:r>
+        <w:t xml:space="preserve">❌ Why Not Other Options?</w:t>
+      </w:r>
+    </w:p>
+    <w:p>
+      <w:r>
+        <w:t xml:space="preserve">(b) — Water fluoridation prevents dental caries, not iodine deficiency.</w:t>
+      </w:r>
+    </w:p>
+    <w:p>
+      <w:r>
+        <w:t xml:space="preserve">(c) — Vitamin A mega-doses prevent xerophthalmia.</w:t>
+      </w:r>
+    </w:p>
+    <w:p>
+      <w:r>
+        <w:t xml:space="preserve">(d) — Iron fortification prevents anemia.</w:t>
+      </w:r>
+    </w:p>
+    <w:p>
+      <w:r>
+        <w:t xml:space="preserve">⚠️ Exam Trap: Match the micronutrient to its intervention — "iodine → iodized salt; fluorine → water fluoridation; iron → IFA tablets; vitamin A → mega doses."</w:t>
+      </w:r>
+    </w:p>
+    <w:p>
+      <w:r>
+        <w:t xml:space="preserve">💎 PNC Pearl: "Iodine rides on salt, fluorine rides on water, iron rides on tablets."</w:t>
+      </w:r>
+    </w:p>
+    <w:p>
+      <w:r>
+        <w:t xml:space="preserve">Positive Marks: 1</w:t>
+      </w:r>
+    </w:p>
+    <w:p>
+      <w:r>
+        <w:t xml:space="preserve">Negative Marks: 0.25</w:t>
+      </w:r>
+    </w:p>
+    <w:p>
+      <w:r>
+        <w:t xml:space="preserve"/>
+      </w:r>
+    </w:p>
+    <w:p>
+      <w:r>
+        <w:t xml:space="preserve">Question: The antidote used to reverse respiratory depression caused by benzodiazepine overdose is</w:t>
+      </w:r>
+    </w:p>
+    <w:p>
+      <w:r>
+        <w:t xml:space="preserve">(a) Flumazenil</w:t>
+      </w:r>
+    </w:p>
+    <w:p>
+      <w:r>
+        <w:t xml:space="preserve">(b) Naloxone</w:t>
+      </w:r>
+    </w:p>
+    <w:p>
+      <w:r>
+        <w:t xml:space="preserve">(c) Protamine sulfate</w:t>
+      </w:r>
+    </w:p>
+    <w:p>
+      <w:r>
+        <w:t xml:space="preserve">(d) Acetylcysteine</w:t>
+      </w:r>
+    </w:p>
+    <w:p>
+      <w:r>
+        <w:t xml:space="preserve">Answer: a</w:t>
+      </w:r>
+    </w:p>
+    <w:p>
+      <w:r>
+        <w:t xml:space="preserve">Solution: ✅ Correct Answer: a</w:t>
+      </w:r>
+    </w:p>
+    <w:p>
+      <w:r>
+        <w:t xml:space="preserve">🧠 Clinical Rationale: Flumazenil is a benzodiazepine antagonist that reverses sedation and respiratory depression from drugs like diazepam.</w:t>
+      </w:r>
+    </w:p>
+    <w:p>
+      <w:r>
+        <w:t xml:space="preserve">❌ Why Not Other Options?</w:t>
+      </w:r>
+    </w:p>
+    <w:p>
+      <w:r>
+        <w:t xml:space="preserve">(b) — Naloxone reverses OPIOIDS.</w:t>
+      </w:r>
+    </w:p>
+    <w:p>
+      <w:r>
+        <w:t xml:space="preserve">(c) — Protamine reverses HEPARIN.</w:t>
+      </w:r>
+    </w:p>
+    <w:p>
+      <w:r>
+        <w:t xml:space="preserve">(d) — Acetylcysteine treats PARACETAMOL overdose.</w:t>
+      </w:r>
+    </w:p>
+    <w:p>
+      <w:r>
+        <w:t xml:space="preserve">⚠️ Exam Trap: The antidote quartet — "benzos → flumazenil, opioids → naloxone, heparin → protamine, paracetamol → acetylcysteine" — one of the most repeated tables in pharmacology.</w:t>
+      </w:r>
+    </w:p>
+    <w:p>
+      <w:r>
+        <w:t xml:space="preserve">💎 PNC Pearl: "Benzos meet flumazenil, opioids meet naloxone — match the poison to its rescuer."</w:t>
+      </w:r>
+    </w:p>
+    <w:p>
+      <w:r>
+        <w:t xml:space="preserve">Positive Marks: 1</w:t>
+      </w:r>
+    </w:p>
+    <w:p>
+      <w:r>
+        <w:t xml:space="preserve">Negative Marks: 0.25</w:t>
+      </w:r>
+    </w:p>
+    <w:p>
+      <w:r>
+        <w:t xml:space="preserve"/>
+      </w:r>
+    </w:p>
+    <w:p>
+      <w:r>
+        <w:t xml:space="preserve">Question: The normal range of serum sodium is</w:t>
+      </w:r>
+    </w:p>
+    <w:p>
+      <w:r>
+        <w:t xml:space="preserve">(a) 135-145 mEq/L</w:t>
+      </w:r>
+    </w:p>
+    <w:p>
+      <w:r>
+        <w:t xml:space="preserve">(b) 90-100 mEq/L</w:t>
+      </w:r>
+    </w:p>
+    <w:p>
+      <w:r>
+        <w:t xml:space="preserve">(c) 160-180 mEq/L</w:t>
+      </w:r>
+    </w:p>
+    <w:p>
+      <w:r>
+        <w:t xml:space="preserve">(d) 200-220 mEq/L</w:t>
+      </w:r>
+    </w:p>
+    <w:p>
+      <w:r>
+        <w:t xml:space="preserve">Answer: a</w:t>
+      </w:r>
+    </w:p>
+    <w:p>
+      <w:r>
+        <w:t xml:space="preserve">Solution: ✅ Correct Answer: a</w:t>
+      </w:r>
+    </w:p>
+    <w:p>
+      <w:r>
+        <w:t xml:space="preserve">🧠 Clinical Rationale: Normal serum sodium is 135-145 mEq/L; below 135 is hyponatremia and above 145 is hypernatremia — both can cause confusion, seizures, and coma.</w:t>
+      </w:r>
+    </w:p>
+    <w:p>
+      <w:r>
+        <w:t xml:space="preserve">❌ Why Not Other Options?</w:t>
+      </w:r>
+    </w:p>
+    <w:p>
+      <w:r>
+        <w:t xml:space="preserve">(b) — 90-100 mEq/L is severely hyponatremic.</w:t>
+      </w:r>
+    </w:p>
+    <w:p>
+      <w:r>
+        <w:t xml:space="preserve">(c) — 160-180 mEq/L is severe hypernatremia.</w:t>
+      </w:r>
+    </w:p>
+    <w:p>
+      <w:r>
+        <w:t xml:space="preserve">(d) — 200-220 mEq/L is incompatible with life.</w:t>
+      </w:r>
+    </w:p>
+    <w:p>
+      <w:r>
+        <w:t xml:space="preserve">⚠️ Exam Trap: Electrolyte anchors — "Na 135-145, K 3.5-5, Ca 8.5-10.5, Mg 1.5-2.5" — memorize the four ranges for electrolyte questions.</w:t>
+      </w:r>
+    </w:p>
+    <w:p>
+      <w:r>
+        <w:t xml:space="preserve">💎 PNC Pearl: "Sodium 135-145 — the salt window; brains go foggy outside it."</w:t>
+      </w:r>
+    </w:p>
+    <w:p>
+      <w:r>
+        <w:t xml:space="preserve">Positive Marks: 1</w:t>
+      </w:r>
+    </w:p>
+    <w:p>
+      <w:r>
+        <w:t xml:space="preserve">Negative Marks: 0.25</w:t>
+      </w:r>
+    </w:p>
+    <w:p>
+      <w:r>
+        <w:t xml:space="preserve"/>
+      </w:r>
+    </w:p>
+    <w:p>
+      <w:r>
+        <w:t xml:space="preserve">Question: The daily protein requirement of a healthy adult is approximately</w:t>
+      </w:r>
+    </w:p>
+    <w:p>
+      <w:r>
+        <w:t xml:space="preserve">(a) 1 g per kg of body weight</w:t>
+      </w:r>
+    </w:p>
+    <w:p>
+      <w:r>
+        <w:t xml:space="preserve">(b) 10 g per kg of body weight</w:t>
+      </w:r>
+    </w:p>
+    <w:p>
+      <w:r>
+        <w:t xml:space="preserve">(c) 0.1 g per kg of body weight</w:t>
+      </w:r>
+    </w:p>
+    <w:p>
+      <w:r>
+        <w:t xml:space="preserve">(d) 5 g per kg of body weight</w:t>
+      </w:r>
+    </w:p>
+    <w:p>
+      <w:r>
+        <w:t xml:space="preserve">Answer: a</w:t>
+      </w:r>
+    </w:p>
+    <w:p>
+      <w:r>
+        <w:t xml:space="preserve">Solution: ✅ Correct Answer: a</w:t>
+      </w:r>
+    </w:p>
+    <w:p>
+      <w:r>
+        <w:t xml:space="preserve">🧠 Clinical Rationale: ICMR/WHO recommend about 0.8-1 g of protein per kg of body weight daily for adults; needs rise in pregnancy, lactation, and illness.</w:t>
+      </w:r>
+    </w:p>
+    <w:p>
+      <w:r>
+        <w:t xml:space="preserve">❌ Why Not Other Options?</w:t>
+      </w:r>
+    </w:p>
+    <w:p>
+      <w:r>
+        <w:t xml:space="preserve">(b) — 10 g/kg is impossible to consume.</w:t>
+      </w:r>
+    </w:p>
+    <w:p>
+      <w:r>
+        <w:t xml:space="preserve">(c) — 0.1 g/kg is far too little.</w:t>
+      </w:r>
+    </w:p>
+    <w:p>
+      <w:r>
+        <w:t xml:space="preserve">(d) — 5 g/kg far exceeds needs.</w:t>
+      </w:r>
+    </w:p>
+    <w:p>
+      <w:r>
+        <w:t xml:space="preserve">⚠️ Exam Trap: "Adult protein = 1 g/kg (roughly 50-60 g/day); pregnancy adds about +15-23 g/day" — the per-kg rule answers most protein questions.</w:t>
+      </w:r>
+    </w:p>
+    <w:p>
+      <w:r>
+        <w:t xml:space="preserve">💎 PNC Pearl: "One gram of protein per kilo a day — the adult maintenance recipe."</w:t>
+      </w:r>
+    </w:p>
+    <w:p>
+      <w:r>
+        <w:t xml:space="preserve">Positive Marks: 1</w:t>
+      </w:r>
+    </w:p>
+    <w:p>
+      <w:r>
+        <w:t xml:space="preserve">Negative Marks: 0.25</w:t>
+      </w:r>
+    </w:p>
+    <w:p>
+      <w:r>
+        <w:t xml:space="preserve"/>
+      </w:r>
+    </w:p>
+    <w:p>
+      <w:r>
+        <w:t xml:space="preserve">Question: The single most effective measure to prevent hospital-acquired infections is</w:t>
+      </w:r>
+    </w:p>
+    <w:p>
+      <w:r>
+        <w:t xml:space="preserve">(a) Hand hygiene</w:t>
+      </w:r>
+    </w:p>
+    <w:p>
+      <w:r>
+        <w:t xml:space="preserve">(b) Wearing gloves at all times</w:t>
+      </w:r>
+    </w:p>
+    <w:p>
+      <w:r>
+        <w:t xml:space="preserve">(c) Antibiotic prophylaxis for all patients</w:t>
+      </w:r>
+    </w:p>
+    <w:p>
+      <w:r>
+        <w:t xml:space="preserve">(d) Weekly fumigation</w:t>
+      </w:r>
+    </w:p>
+    <w:p>
+      <w:r>
+        <w:t xml:space="preserve">Answer: a</w:t>
+      </w:r>
+    </w:p>
+    <w:p>
+      <w:r>
+        <w:t xml:space="preserve">Solution: ✅ Correct Answer: a</w:t>
+      </w:r>
+    </w:p>
+    <w:p>
+      <w:r>
+        <w:t xml:space="preserve">🧠 Clinical Rationale: Hand hygiene — washing with soap or using an alcohol-based rub — is the single most effective measure to prevent healthcare-associated infections.</w:t>
+      </w:r>
+    </w:p>
+    <w:p>
+      <w:r>
+        <w:t xml:space="preserve">❌ Why Not Other Options?</w:t>
+      </w:r>
+    </w:p>
+    <w:p>
+      <w:r>
+        <w:t xml:space="preserve">(b) — Gloves do not replace hand hygiene and are not worn at all times.</w:t>
+      </w:r>
+    </w:p>
+    <w:p>
+      <w:r>
+        <w:t xml:space="preserve">(c) — Routine antibiotics breed resistance.</w:t>
+      </w:r>
+    </w:p>
+    <w:p>
+      <w:r>
+        <w:t xml:space="preserve">(d) — Fumigation does not address the main hand-borne transmission route.</w:t>
+      </w:r>
+    </w:p>
+    <w:p>
+      <w:r>
+        <w:t xml:space="preserve">⚠️ Exam Trap: "Hand hygiene = the #1 infection-control measure" — whenever 'most effective to prevent infection' appears, hand hygiene is almost always the answer.</w:t>
+      </w:r>
+    </w:p>
+    <w:p>
+      <w:r>
+        <w:t xml:space="preserve">💎 PNC Pearl: "Clean hands are the cheapest, most powerful vaccine against hospital infection."</w:t>
+      </w:r>
+    </w:p>
+    <w:p>
+      <w:r>
+        <w:t xml:space="preserve">Positive Marks: 1</w:t>
+      </w:r>
+    </w:p>
+    <w:p>
+      <w:r>
+        <w:t xml:space="preserve">Negative Marks: 0.25</w:t>
       </w:r>
     </w:p>
     <w:sectPr>
       <w:pgSz w:w="12240" w:h="15840"/>
-      <w:pgMar w:top="864" w:right="1008" w:bottom="864" w:left="1008" w:header="720" w:footer="720" w:gutter="0"/>
+      <w:pgMar w:top="1440" w:right="1800" w:bottom="1440" w:left="1800" w:header="720" w:footer="720" w:gutter="0"/>
       <w:cols w:space="720"/>
       <w:docGrid w:linePitch="360"/>
     </w:sectPr>
@@ -2535,10 +2065,6 @@
     <w:name w:val="Normal"/>
     <w:qFormat/>
     <w:rsid w:val="00FC693F"/>
-    <w:rPr>
-      <w:rFonts w:ascii="Calibri" w:hAnsi="Calibri"/>
-      <w:sz w:val="22"/>
-    </w:rPr>
   </w:style>
   <w:style w:type="paragraph" w:styleId="Header">
     <w:name w:val="header"/>
